--- a/docs/DOCUMENTO_TECNICO_FOOD_PLAN.docx
+++ b/docs/DOCUMENTO_TECNICO_FOOD_PLAN.docx
@@ -7,6 +7,9 @@
         <w:pStyle w:val="Title"/>
       </w:pPr>
       <w:r>
+        <w:rPr>
+          <w:rFonts w:ascii="Arial" w:cs="Arial" w:eastAsia="Arial" w:hAnsi="Arial"/>
+        </w:rPr>
         <w:t xml:space="preserve">Documento Técnico para Programadores — Food Plan</w:t>
       </w:r>
     </w:p>
@@ -17,6 +20,9 @@
     </w:p>
     <w:p>
       <w:r>
+        <w:rPr>
+          <w:rFonts w:ascii="Arial" w:cs="Arial" w:eastAsia="Arial" w:hAnsi="Arial"/>
+        </w:rPr>
         <w:t xml:space="preserve">Este documento describe la arquitectura, herramientas, funcionalidades, decisiones de diseño, configuración/despliegue y flujos principales del proyecto Food Plan. Está basado exclusivamente en el código y archivos de configuración presentes en el repositorio.</w:t>
       </w:r>
     </w:p>
@@ -30,6 +36,9 @@
         <w:pStyle w:val="Heading1"/>
       </w:pPr>
       <w:r>
+        <w:rPr>
+          <w:rFonts w:ascii="Arial" w:cs="Arial" w:eastAsia="Arial" w:hAnsi="Arial"/>
+        </w:rPr>
         <w:t xml:space="preserve">1. Estructura del Proyecto</w:t>
       </w:r>
     </w:p>
@@ -40,6 +49,9 @@
     </w:p>
     <w:p>
       <w:r>
+        <w:rPr>
+          <w:rFonts w:ascii="Arial" w:cs="Arial" w:eastAsia="Arial" w:hAnsi="Arial"/>
+        </w:rPr>
         <w:t xml:space="preserve">Árbol simplificado con carpetas/archivos clave y su propósito.</w:t>
       </w:r>
     </w:p>
@@ -205,7 +217,7 @@
         <w:rPr>
           <w:rFonts w:ascii="Consolas" w:cs="Consolas" w:eastAsia="Consolas" w:hAnsi="Consolas"/>
         </w:rPr>
-        <w:t xml:space="preserve">│   │   │   ├── aiController.js      # Sugerencias/recetas IA (OpenAI/Gemini o fallback)</w:t>
+        <w:t xml:space="preserve">│   │   │   ├── aiController.js      # Sugerencias/recetas IA (Ollama local o fallback)</w:t>
       </w:r>
     </w:p>
     <w:p>
@@ -599,32 +611,85 @@
     </w:p>
     <w:p>
       <w:r>
+        <w:rPr>
+          <w:rFonts w:ascii="Arial" w:cs="Arial" w:eastAsia="Arial" w:hAnsi="Arial"/>
+        </w:rPr>
         <w:t xml:space="preserve">Referencias de código útiles:</w:t>
       </w:r>
     </w:p>
     <w:p>
-      <w:r>
-        <w:t xml:space="preserve">• Arranque backend: [server.js](file:///Users/cesargomez/Desktop/PROYECTOFOOD%20PLAN/backend/server.js#L64-L92)</w:t>
-      </w:r>
-    </w:p>
-    <w:p>
-      <w:r>
-        <w:t xml:space="preserve">• Rutas de alimentos: [foodRoutes.js](file:///Users/cesargomez/Desktop/PROYECTOFOOD%20PLAN/backend/src/routes/foodRoutes.js#L9-L20)</w:t>
-      </w:r>
-    </w:p>
-    <w:p>
-      <w:r>
-        <w:t xml:space="preserve">• Controlador alimentos (paginación/stats): [foodController.js](file:///Users/cesargomez/Desktop/PROYECTOFOOD%20PLAN/backend/src/controllers/foodController.js#L4-L27), [stats](file:///Users/cesargomez/Desktop/PROYECTOFOOD%20PLAN/backend/src/controllers/foodController.js#L137-L151)</w:t>
-      </w:r>
-    </w:p>
-    <w:p>
-      <w:r>
-        <w:t xml:space="preserve">• Persistencia JSON: [JsonStore.js](file:///Users/cesargomez/Desktop/PROYECTOFOOD%20PLAN/backend/src/utils/JsonStore.js#L16-L31)</w:t>
-      </w:r>
-    </w:p>
-    <w:p>
-      <w:r>
-        <w:t xml:space="preserve">• Axios baseURL dinámico: [api.js](file:///Users/cesargomez/Desktop/PROYECTOFOOD%20PLAN/src/services/api.js#L11-L22)</w:t>
+      <w:pPr>
+        <w:pStyle w:val="ListParagraph"/>
+        <w:numPr>
+          <w:ilvl w:val="0"/>
+          <w:numId w:val="1"/>
+        </w:numPr>
+      </w:pPr>
+      <w:r>
+        <w:rPr>
+          <w:rFonts w:ascii="Arial" w:cs="Arial" w:eastAsia="Arial" w:hAnsi="Arial"/>
+        </w:rPr>
+        <w:t xml:space="preserve">Arranque backend: backend/server.js</w:t>
+      </w:r>
+    </w:p>
+    <w:p>
+      <w:pPr>
+        <w:pStyle w:val="ListParagraph"/>
+        <w:numPr>
+          <w:ilvl w:val="0"/>
+          <w:numId w:val="1"/>
+        </w:numPr>
+      </w:pPr>
+      <w:r>
+        <w:rPr>
+          <w:rFonts w:ascii="Arial" w:cs="Arial" w:eastAsia="Arial" w:hAnsi="Arial"/>
+        </w:rPr>
+        <w:t xml:space="preserve">Rutas de alimentos: backend/src/routes/foodRoutes.js</w:t>
+      </w:r>
+    </w:p>
+    <w:p>
+      <w:pPr>
+        <w:pStyle w:val="ListParagraph"/>
+        <w:numPr>
+          <w:ilvl w:val="0"/>
+          <w:numId w:val="1"/>
+        </w:numPr>
+      </w:pPr>
+      <w:r>
+        <w:rPr>
+          <w:rFonts w:ascii="Arial" w:cs="Arial" w:eastAsia="Arial" w:hAnsi="Arial"/>
+        </w:rPr>
+        <w:t xml:space="preserve">Controlador alimentos: backend/src/controllers/foodController.js</w:t>
+      </w:r>
+    </w:p>
+    <w:p>
+      <w:pPr>
+        <w:pStyle w:val="ListParagraph"/>
+        <w:numPr>
+          <w:ilvl w:val="0"/>
+          <w:numId w:val="1"/>
+        </w:numPr>
+      </w:pPr>
+      <w:r>
+        <w:rPr>
+          <w:rFonts w:ascii="Arial" w:cs="Arial" w:eastAsia="Arial" w:hAnsi="Arial"/>
+        </w:rPr>
+        <w:t xml:space="preserve">Persistencia JSON: backend/src/utils/JsonStore.js</w:t>
+      </w:r>
+    </w:p>
+    <w:p>
+      <w:pPr>
+        <w:pStyle w:val="ListParagraph"/>
+        <w:numPr>
+          <w:ilvl w:val="0"/>
+          <w:numId w:val="1"/>
+        </w:numPr>
+      </w:pPr>
+      <w:r>
+        <w:rPr>
+          <w:rFonts w:ascii="Arial" w:cs="Arial" w:eastAsia="Arial" w:hAnsi="Arial"/>
+        </w:rPr>
+        <w:t xml:space="preserve">Axios baseURL dinámico: src/services/api.js</w:t>
       </w:r>
     </w:p>
     <w:p>
@@ -637,6 +702,9 @@
         <w:pStyle w:val="Heading1"/>
       </w:pPr>
       <w:r>
+        <w:rPr>
+          <w:rFonts w:ascii="Arial" w:cs="Arial" w:eastAsia="Arial" w:hAnsi="Arial"/>
+        </w:rPr>
         <w:t xml:space="preserve">2. Herramientas y Tecnologías</w:t>
       </w:r>
     </w:p>
@@ -647,97 +715,229 @@
     </w:p>
     <w:p>
       <w:r>
+        <w:rPr>
+          <w:rFonts w:ascii="Arial" w:cs="Arial" w:eastAsia="Arial" w:hAnsi="Arial"/>
+        </w:rPr>
         <w:t xml:space="preserve">Backend</w:t>
       </w:r>
     </w:p>
     <w:p>
-      <w:r>
-        <w:t xml:space="preserve">• Node.js 20 (Docker base: node:20-alpine).</w:t>
-      </w:r>
-    </w:p>
-    <w:p>
-      <w:r>
-        <w:t xml:space="preserve">• Express 5.2.1, CORS, Morgan, JSON Web Token (jsonwebtoken 9.x), bcryptjs 3.x.</w:t>
-      </w:r>
-    </w:p>
-    <w:p>
-      <w:r>
-        <w:t xml:space="preserve">• Persistencia en dev: archivos JSON mediante JsonStore.</w:t>
-      </w:r>
-    </w:p>
-    <w:p>
-      <w:r>
-        <w:t xml:space="preserve">• Modo DB opcional: PostgreSQL (pg 8.x) o MySQL (mysql2 3.x) según variables; cliente abstraído en [dbClient.js](file:///Users/cesargomez/Desktop/PROYECTOFOOD%20PLAN/backend/src/config/dbClient.js).</w:t>
-      </w:r>
-    </w:p>
-    <w:p>
-      <w:r>
-        <w:t xml:space="preserve">• Integraciones IA opcionales: OpenAI/Gemini por HTTP (axios 1.x).</w:t>
-      </w:r>
-    </w:p>
-    <w:p>
-      <w:r>
-        <w:t xml:space="preserve"/>
-      </w:r>
-    </w:p>
-    <w:p>
-      <w:r>
+      <w:pPr>
+        <w:pStyle w:val="ListParagraph"/>
+        <w:numPr>
+          <w:ilvl w:val="0"/>
+          <w:numId w:val="1"/>
+        </w:numPr>
+      </w:pPr>
+      <w:r>
+        <w:rPr>
+          <w:rFonts w:ascii="Arial" w:cs="Arial" w:eastAsia="Arial" w:hAnsi="Arial"/>
+        </w:rPr>
+        <w:t xml:space="preserve">Node.js 20 (Docker base: node:20-alpine).</w:t>
+      </w:r>
+    </w:p>
+    <w:p>
+      <w:pPr>
+        <w:pStyle w:val="ListParagraph"/>
+        <w:numPr>
+          <w:ilvl w:val="0"/>
+          <w:numId w:val="1"/>
+        </w:numPr>
+      </w:pPr>
+      <w:r>
+        <w:rPr>
+          <w:rFonts w:ascii="Arial" w:cs="Arial" w:eastAsia="Arial" w:hAnsi="Arial"/>
+        </w:rPr>
+        <w:t xml:space="preserve">Express 5.2.1, CORS, Morgan, JSON Web Token (jsonwebtoken 9.x), bcryptjs 3.x.</w:t>
+      </w:r>
+    </w:p>
+    <w:p>
+      <w:pPr>
+        <w:pStyle w:val="ListParagraph"/>
+        <w:numPr>
+          <w:ilvl w:val="0"/>
+          <w:numId w:val="1"/>
+        </w:numPr>
+      </w:pPr>
+      <w:r>
+        <w:rPr>
+          <w:rFonts w:ascii="Arial" w:cs="Arial" w:eastAsia="Arial" w:hAnsi="Arial"/>
+        </w:rPr>
+        <w:t xml:space="preserve">Persistencia en dev: archivos JSON mediante JsonStore.</w:t>
+      </w:r>
+    </w:p>
+    <w:p>
+      <w:pPr>
+        <w:pStyle w:val="ListParagraph"/>
+        <w:numPr>
+          <w:ilvl w:val="0"/>
+          <w:numId w:val="1"/>
+        </w:numPr>
+      </w:pPr>
+      <w:r>
+        <w:rPr>
+          <w:rFonts w:ascii="Arial" w:cs="Arial" w:eastAsia="Arial" w:hAnsi="Arial"/>
+        </w:rPr>
+        <w:t xml:space="preserve">Modo DB opcional: PostgreSQL (pg 8.x) o MySQL (mysql2 3.x) según variables; cliente abstraído en backend/src/config/dbClient.js.</w:t>
+      </w:r>
+    </w:p>
+    <w:p>
+      <w:pPr>
+        <w:pStyle w:val="ListParagraph"/>
+        <w:numPr>
+          <w:ilvl w:val="0"/>
+          <w:numId w:val="1"/>
+        </w:numPr>
+      </w:pPr>
+      <w:r>
+        <w:rPr>
+          <w:rFonts w:ascii="Arial" w:cs="Arial" w:eastAsia="Arial" w:hAnsi="Arial"/>
+        </w:rPr>
+        <w:t xml:space="preserve">Integraciones IA opcionales: IA local (Ollama) por HTTP (axios 1.x).</w:t>
+      </w:r>
+    </w:p>
+    <w:p>
+      <w:r>
+        <w:t xml:space="preserve"/>
+      </w:r>
+    </w:p>
+    <w:p>
+      <w:r>
+        <w:rPr>
+          <w:rFonts w:ascii="Arial" w:cs="Arial" w:eastAsia="Arial" w:hAnsi="Arial"/>
+        </w:rPr>
         <w:t xml:space="preserve">Frontend</w:t>
       </w:r>
     </w:p>
     <w:p>
-      <w:r>
-        <w:t xml:space="preserve">• React 19, React Router 7.</w:t>
-      </w:r>
-    </w:p>
-    <w:p>
-      <w:r>
-        <w:t xml:space="preserve">• Vite 7, Tailwind CSS 4 (vía @tailwindcss/vite).</w:t>
-      </w:r>
-    </w:p>
-    <w:p>
-      <w:r>
-        <w:t xml:space="preserve">• Axios 1.x para API.</w:t>
-      </w:r>
-    </w:p>
-    <w:p>
-      <w:r>
-        <w:t xml:space="preserve"/>
-      </w:r>
-    </w:p>
-    <w:p>
-      <w:r>
+      <w:pPr>
+        <w:pStyle w:val="ListParagraph"/>
+        <w:numPr>
+          <w:ilvl w:val="0"/>
+          <w:numId w:val="1"/>
+        </w:numPr>
+      </w:pPr>
+      <w:r>
+        <w:rPr>
+          <w:rFonts w:ascii="Arial" w:cs="Arial" w:eastAsia="Arial" w:hAnsi="Arial"/>
+        </w:rPr>
+        <w:t xml:space="preserve">React 19, React Router 7.</w:t>
+      </w:r>
+    </w:p>
+    <w:p>
+      <w:pPr>
+        <w:pStyle w:val="ListParagraph"/>
+        <w:numPr>
+          <w:ilvl w:val="0"/>
+          <w:numId w:val="1"/>
+        </w:numPr>
+      </w:pPr>
+      <w:r>
+        <w:rPr>
+          <w:rFonts w:ascii="Arial" w:cs="Arial" w:eastAsia="Arial" w:hAnsi="Arial"/>
+        </w:rPr>
+        <w:t xml:space="preserve">Vite 7, Tailwind CSS 4 (vía @tailwindcss/vite).</w:t>
+      </w:r>
+    </w:p>
+    <w:p>
+      <w:pPr>
+        <w:pStyle w:val="ListParagraph"/>
+        <w:numPr>
+          <w:ilvl w:val="0"/>
+          <w:numId w:val="1"/>
+        </w:numPr>
+      </w:pPr>
+      <w:r>
+        <w:rPr>
+          <w:rFonts w:ascii="Arial" w:cs="Arial" w:eastAsia="Arial" w:hAnsi="Arial"/>
+        </w:rPr>
+        <w:t xml:space="preserve">Axios 1.x para API.</w:t>
+      </w:r>
+    </w:p>
+    <w:p>
+      <w:r>
+        <w:t xml:space="preserve"/>
+      </w:r>
+    </w:p>
+    <w:p>
+      <w:r>
+        <w:rPr>
+          <w:rFonts w:ascii="Arial" w:cs="Arial" w:eastAsia="Arial" w:hAnsi="Arial"/>
+        </w:rPr>
         <w:t xml:space="preserve">Dev/Build</w:t>
       </w:r>
     </w:p>
     <w:p>
-      <w:r>
-        <w:t xml:space="preserve">• Concurrency dev: `concurrently` para correr front+back: ver [package.json raíz](file:///Users/cesargomez/Desktop/PROYECTOFOOD%20PLAN/package.json#L9-L16).</w:t>
-      </w:r>
-    </w:p>
-    <w:p>
-      <w:r>
-        <w:t xml:space="preserve">• Lint con ESLint 9; Vitest presente (sin tests aún).</w:t>
-      </w:r>
-    </w:p>
-    <w:p>
-      <w:r>
-        <w:t xml:space="preserve"/>
-      </w:r>
-    </w:p>
-    <w:p>
-      <w:r>
+      <w:pPr>
+        <w:pStyle w:val="ListParagraph"/>
+        <w:numPr>
+          <w:ilvl w:val="0"/>
+          <w:numId w:val="1"/>
+        </w:numPr>
+      </w:pPr>
+      <w:r>
+        <w:rPr>
+          <w:rFonts w:ascii="Arial" w:cs="Arial" w:eastAsia="Arial" w:hAnsi="Arial"/>
+        </w:rPr>
+        <w:t xml:space="preserve">Concurrency dev: concurrently para correr front+back: ver package.json.</w:t>
+      </w:r>
+    </w:p>
+    <w:p>
+      <w:pPr>
+        <w:pStyle w:val="ListParagraph"/>
+        <w:numPr>
+          <w:ilvl w:val="0"/>
+          <w:numId w:val="1"/>
+        </w:numPr>
+      </w:pPr>
+      <w:r>
+        <w:rPr>
+          <w:rFonts w:ascii="Arial" w:cs="Arial" w:eastAsia="Arial" w:hAnsi="Arial"/>
+        </w:rPr>
+        <w:t xml:space="preserve">Lint con ESLint 9; Vitest presente (sin tests aún).</w:t>
+      </w:r>
+    </w:p>
+    <w:p>
+      <w:r>
+        <w:t xml:space="preserve"/>
+      </w:r>
+    </w:p>
+    <w:p>
+      <w:r>
+        <w:rPr>
+          <w:rFonts w:ascii="Arial" w:cs="Arial" w:eastAsia="Arial" w:hAnsi="Arial"/>
+        </w:rPr>
         <w:t xml:space="preserve">Despliegue</w:t>
       </w:r>
     </w:p>
     <w:p>
-      <w:r>
-        <w:t xml:space="preserve">• Frontend: configuración SPA con [vercel.json](file:///Users/cesargomez/Desktop/PROYECTOFOOD%20PLAN/vercel.json#L1).</w:t>
-      </w:r>
-    </w:p>
-    <w:p>
-      <w:r>
-        <w:t xml:space="preserve">• Backend: [Dockerfile](file:///Users/cesargomez/Desktop/PROYECTOFOOD%20PLAN/backend/Dockerfile#L1-L9). En producción pública se ha apuntado a Koyeb (ver `prodBase` en [api.js](file:///Users/cesargomez/Desktop/PROYECTOFOOD%20PLAN/src/services/api.js#L2)).</w:t>
+      <w:pPr>
+        <w:pStyle w:val="ListParagraph"/>
+        <w:numPr>
+          <w:ilvl w:val="0"/>
+          <w:numId w:val="1"/>
+        </w:numPr>
+      </w:pPr>
+      <w:r>
+        <w:rPr>
+          <w:rFonts w:ascii="Arial" w:cs="Arial" w:eastAsia="Arial" w:hAnsi="Arial"/>
+        </w:rPr>
+        <w:t xml:space="preserve">Frontend: configuración SPA con vercel.json.</w:t>
+      </w:r>
+    </w:p>
+    <w:p>
+      <w:pPr>
+        <w:pStyle w:val="ListParagraph"/>
+        <w:numPr>
+          <w:ilvl w:val="0"/>
+          <w:numId w:val="1"/>
+        </w:numPr>
+      </w:pPr>
+      <w:r>
+        <w:rPr>
+          <w:rFonts w:ascii="Arial" w:cs="Arial" w:eastAsia="Arial" w:hAnsi="Arial"/>
+        </w:rPr>
+        <w:t xml:space="preserve">Backend: backend/Dockerfile. En producción pública se ha apuntado a Koyeb mediante prodBase en src/services/api.js.</w:t>
       </w:r>
     </w:p>
     <w:p>
@@ -750,127 +950,1784 @@
         <w:pStyle w:val="Heading1"/>
       </w:pPr>
       <w:r>
-        <w:t xml:space="preserve">3. Funcionalidades Implementadas</w:t>
-      </w:r>
-    </w:p>
-    <w:p>
-      <w:r>
-        <w:t xml:space="preserve"/>
-      </w:r>
-    </w:p>
-    <w:p>
-      <w:r>
+        <w:rPr>
+          <w:rFonts w:ascii="Arial" w:cs="Arial" w:eastAsia="Arial" w:hAnsi="Arial"/>
+        </w:rPr>
+        <w:t xml:space="preserve">3. Mapa de Funciones, Código y Descripción</w:t>
+      </w:r>
+    </w:p>
+    <w:p>
+      <w:r>
+        <w:t xml:space="preserve"/>
+      </w:r>
+    </w:p>
+    <w:p>
+      <w:r>
+        <w:rPr>
+          <w:rFonts w:ascii="Arial" w:cs="Arial" w:eastAsia="Arial" w:hAnsi="Arial"/>
+        </w:rPr>
+        <w:t xml:space="preserve">Tabla principal para programadores. Resume los módulos críticos, el archivo donde vive cada responsabilidad y la descripción técnica que conviene revisar antes de tocar producción.</w:t>
+      </w:r>
+    </w:p>
+    <w:p>
+      <w:r>
+        <w:t xml:space="preserve"/>
+      </w:r>
+    </w:p>
+    <w:tbl>
+      <w:tblPr>
+        <w:tblW w:type="dxa" w:w="9360"/>
+        <w:tblBorders>
+          <w:top w:val="single" w:color="auto" w:sz="4"/>
+          <w:left w:val="single" w:color="auto" w:sz="4"/>
+          <w:bottom w:val="single" w:color="auto" w:sz="4"/>
+          <w:right w:val="single" w:color="auto" w:sz="4"/>
+          <w:insideH w:val="single" w:color="auto" w:sz="4"/>
+          <w:insideV w:val="single" w:color="auto" w:sz="4"/>
+        </w:tblBorders>
+      </w:tblPr>
+      <w:tblGrid>
+        <w:gridCol w:w="1800"/>
+        <w:gridCol w:w="2600"/>
+        <w:gridCol w:w="4960"/>
+      </w:tblGrid>
+      <w:tr>
+        <w:trPr>
+          <w:tblHeader/>
+        </w:trPr>
+        <w:tc>
+          <w:tcPr>
+            <w:tcW w:type="dxa" w:w="1800"/>
+            <w:tcBorders>
+              <w:top w:val="single" w:color="D9E2EC" w:sz="1"/>
+              <w:left w:val="single" w:color="D9E2EC" w:sz="1"/>
+              <w:bottom w:val="single" w:color="D9E2EC" w:sz="1"/>
+              <w:right w:val="single" w:color="D9E2EC" w:sz="1"/>
+            </w:tcBorders>
+            <w:shd w:fill="F1F5F9"/>
+            <w:tcMar>
+              <w:top w:type="dxa" w:w="120"/>
+              <w:left w:type="dxa" w:w="140"/>
+              <w:bottom w:type="dxa" w:w="120"/>
+              <w:right w:type="dxa" w:w="140"/>
+            </w:tcMar>
+          </w:tcPr>
+          <w:p>
+            <w:pPr>
+              <w:jc w:val="center"/>
+            </w:pPr>
+            <w:r>
+              <w:rPr>
+                <w:b/>
+                <w:bCs/>
+                <w:color w:val="0F172A"/>
+                <w:sz w:val="21"/>
+                <w:szCs w:val="21"/>
+                <w:rFonts w:ascii="Arial" w:cs="Arial" w:eastAsia="Arial" w:hAnsi="Arial"/>
+              </w:rPr>
+              <w:t xml:space="preserve">Módulo</w:t>
+            </w:r>
+          </w:p>
+        </w:tc>
+        <w:tc>
+          <w:tcPr>
+            <w:tcW w:type="dxa" w:w="2600"/>
+            <w:tcBorders>
+              <w:top w:val="single" w:color="D9E2EC" w:sz="1"/>
+              <w:left w:val="single" w:color="D9E2EC" w:sz="1"/>
+              <w:bottom w:val="single" w:color="D9E2EC" w:sz="1"/>
+              <w:right w:val="single" w:color="D9E2EC" w:sz="1"/>
+            </w:tcBorders>
+            <w:shd w:fill="F1F5F9"/>
+            <w:tcMar>
+              <w:top w:type="dxa" w:w="120"/>
+              <w:left w:type="dxa" w:w="140"/>
+              <w:bottom w:type="dxa" w:w="120"/>
+              <w:right w:type="dxa" w:w="140"/>
+            </w:tcMar>
+          </w:tcPr>
+          <w:p>
+            <w:pPr>
+              <w:jc w:val="left"/>
+            </w:pPr>
+            <w:r>
+              <w:rPr>
+                <w:b/>
+                <w:bCs/>
+                <w:color w:val="0F172A"/>
+                <w:sz w:val="21"/>
+                <w:szCs w:val="21"/>
+                <w:rFonts w:ascii="Arial" w:cs="Arial" w:eastAsia="Arial" w:hAnsi="Arial"/>
+              </w:rPr>
+              <w:t xml:space="preserve">Archivo principal</w:t>
+            </w:r>
+          </w:p>
+        </w:tc>
+        <w:tc>
+          <w:tcPr>
+            <w:tcW w:type="dxa" w:w="4960"/>
+            <w:tcBorders>
+              <w:top w:val="single" w:color="D9E2EC" w:sz="1"/>
+              <w:left w:val="single" w:color="D9E2EC" w:sz="1"/>
+              <w:bottom w:val="single" w:color="D9E2EC" w:sz="1"/>
+              <w:right w:val="single" w:color="D9E2EC" w:sz="1"/>
+            </w:tcBorders>
+            <w:shd w:fill="F1F5F9"/>
+            <w:tcMar>
+              <w:top w:type="dxa" w:w="120"/>
+              <w:left w:type="dxa" w:w="140"/>
+              <w:bottom w:type="dxa" w:w="120"/>
+              <w:right w:type="dxa" w:w="140"/>
+            </w:tcMar>
+          </w:tcPr>
+          <w:p>
+            <w:pPr>
+              <w:jc w:val="left"/>
+            </w:pPr>
+            <w:r>
+              <w:rPr>
+                <w:b/>
+                <w:bCs/>
+                <w:color w:val="0F172A"/>
+                <w:sz w:val="21"/>
+                <w:szCs w:val="21"/>
+                <w:rFonts w:ascii="Arial" w:cs="Arial" w:eastAsia="Arial" w:hAnsi="Arial"/>
+              </w:rPr>
+              <w:t xml:space="preserve">Descripción técnica</w:t>
+            </w:r>
+          </w:p>
+        </w:tc>
+      </w:tr>
+      <w:tr>
+        <w:trPr>
+          <w:tblHeader w:val="false"/>
+        </w:trPr>
+        <w:tc>
+          <w:tcPr>
+            <w:tcW w:type="dxa" w:w="1800"/>
+            <w:tcBorders>
+              <w:top w:val="single" w:color="D9E2EC" w:sz="1"/>
+              <w:left w:val="single" w:color="D9E2EC" w:sz="1"/>
+              <w:bottom w:val="single" w:color="D9E2EC" w:sz="1"/>
+              <w:right w:val="single" w:color="D9E2EC" w:sz="1"/>
+            </w:tcBorders>
+            <w:tcMar>
+              <w:top w:type="dxa" w:w="120"/>
+              <w:left w:type="dxa" w:w="140"/>
+              <w:bottom w:type="dxa" w:w="120"/>
+              <w:right w:type="dxa" w:w="140"/>
+            </w:tcMar>
+          </w:tcPr>
+          <w:p>
+            <w:pPr>
+              <w:jc w:val="center"/>
+            </w:pPr>
+            <w:r>
+              <w:rPr>
+                <w:b w:val="false"/>
+                <w:bCs w:val="false"/>
+                <w:color w:val="1F2937"/>
+                <w:sz w:val="20"/>
+                <w:szCs w:val="20"/>
+                <w:rFonts w:ascii="Arial" w:cs="Arial" w:eastAsia="Arial" w:hAnsi="Arial"/>
+              </w:rPr>
+              <w:t xml:space="preserve">Arranque API</w:t>
+            </w:r>
+          </w:p>
+        </w:tc>
+        <w:tc>
+          <w:tcPr>
+            <w:tcW w:type="dxa" w:w="2600"/>
+            <w:tcBorders>
+              <w:top w:val="single" w:color="D9E2EC" w:sz="1"/>
+              <w:left w:val="single" w:color="D9E2EC" w:sz="1"/>
+              <w:bottom w:val="single" w:color="D9E2EC" w:sz="1"/>
+              <w:right w:val="single" w:color="D9E2EC" w:sz="1"/>
+            </w:tcBorders>
+            <w:tcMar>
+              <w:top w:type="dxa" w:w="120"/>
+              <w:left w:type="dxa" w:w="140"/>
+              <w:bottom w:type="dxa" w:w="120"/>
+              <w:right w:type="dxa" w:w="140"/>
+            </w:tcMar>
+          </w:tcPr>
+          <w:p>
+            <w:pPr>
+              <w:jc w:val="left"/>
+            </w:pPr>
+            <w:r>
+              <w:rPr>
+                <w:b w:val="false"/>
+                <w:bCs w:val="false"/>
+                <w:color w:val="1F2937"/>
+                <w:sz w:val="20"/>
+                <w:szCs w:val="20"/>
+                <w:rFonts w:ascii="Arial" w:cs="Arial" w:eastAsia="Arial" w:hAnsi="Arial"/>
+              </w:rPr>
+              <w:t xml:space="preserve">backend/server.js</w:t>
+            </w:r>
+          </w:p>
+        </w:tc>
+        <w:tc>
+          <w:tcPr>
+            <w:tcW w:type="dxa" w:w="4960"/>
+            <w:tcBorders>
+              <w:top w:val="single" w:color="D9E2EC" w:sz="1"/>
+              <w:left w:val="single" w:color="D9E2EC" w:sz="1"/>
+              <w:bottom w:val="single" w:color="D9E2EC" w:sz="1"/>
+              <w:right w:val="single" w:color="D9E2EC" w:sz="1"/>
+            </w:tcBorders>
+            <w:tcMar>
+              <w:top w:type="dxa" w:w="120"/>
+              <w:left w:type="dxa" w:w="140"/>
+              <w:bottom w:type="dxa" w:w="120"/>
+              <w:right w:type="dxa" w:w="140"/>
+            </w:tcMar>
+          </w:tcPr>
+          <w:p>
+            <w:pPr>
+              <w:jc w:val="left"/>
+            </w:pPr>
+            <w:r>
+              <w:rPr>
+                <w:b w:val="false"/>
+                <w:bCs w:val="false"/>
+                <w:color w:val="1F2937"/>
+                <w:sz w:val="20"/>
+                <w:szCs w:val="20"/>
+                <w:rFonts w:ascii="Arial" w:cs="Arial" w:eastAsia="Arial" w:hAnsi="Arial"/>
+              </w:rPr>
+              <w:t xml:space="preserve">Configura Express, CORS, JSON parsing, healthcheck, sincronización de cuentas demo/core y montaje de rutas /api/*. En modo desarrollo también mantiene endpoints de auth sobre JSON.</w:t>
+            </w:r>
+          </w:p>
+        </w:tc>
+      </w:tr>
+      <w:tr>
+        <w:trPr>
+          <w:tblHeader w:val="false"/>
+        </w:trPr>
+        <w:tc>
+          <w:tcPr>
+            <w:tcW w:type="dxa" w:w="1800"/>
+            <w:tcBorders>
+              <w:top w:val="single" w:color="D9E2EC" w:sz="1"/>
+              <w:left w:val="single" w:color="D9E2EC" w:sz="1"/>
+              <w:bottom w:val="single" w:color="D9E2EC" w:sz="1"/>
+              <w:right w:val="single" w:color="D9E2EC" w:sz="1"/>
+            </w:tcBorders>
+            <w:tcMar>
+              <w:top w:type="dxa" w:w="120"/>
+              <w:left w:type="dxa" w:w="140"/>
+              <w:bottom w:type="dxa" w:w="120"/>
+              <w:right w:type="dxa" w:w="140"/>
+            </w:tcMar>
+          </w:tcPr>
+          <w:p>
+            <w:pPr>
+              <w:jc w:val="center"/>
+            </w:pPr>
+            <w:r>
+              <w:rPr>
+                <w:b w:val="false"/>
+                <w:bCs w:val="false"/>
+                <w:color w:val="1F2937"/>
+                <w:sz w:val="20"/>
+                <w:szCs w:val="20"/>
+                <w:rFonts w:ascii="Arial" w:cs="Arial" w:eastAsia="Arial" w:hAnsi="Arial"/>
+              </w:rPr>
+              <w:t xml:space="preserve">Autenticación</w:t>
+            </w:r>
+          </w:p>
+        </w:tc>
+        <w:tc>
+          <w:tcPr>
+            <w:tcW w:type="dxa" w:w="2600"/>
+            <w:tcBorders>
+              <w:top w:val="single" w:color="D9E2EC" w:sz="1"/>
+              <w:left w:val="single" w:color="D9E2EC" w:sz="1"/>
+              <w:bottom w:val="single" w:color="D9E2EC" w:sz="1"/>
+              <w:right w:val="single" w:color="D9E2EC" w:sz="1"/>
+            </w:tcBorders>
+            <w:tcMar>
+              <w:top w:type="dxa" w:w="120"/>
+              <w:left w:type="dxa" w:w="140"/>
+              <w:bottom w:type="dxa" w:w="120"/>
+              <w:right w:type="dxa" w:w="140"/>
+            </w:tcMar>
+          </w:tcPr>
+          <w:p>
+            <w:pPr>
+              <w:jc w:val="left"/>
+            </w:pPr>
+            <w:r>
+              <w:rPr>
+                <w:b w:val="false"/>
+                <w:bCs w:val="false"/>
+                <w:color w:val="1F2937"/>
+                <w:sz w:val="20"/>
+                <w:szCs w:val="20"/>
+                <w:rFonts w:ascii="Arial" w:cs="Arial" w:eastAsia="Arial" w:hAnsi="Arial"/>
+              </w:rPr>
+              <w:t xml:space="preserve">backend/src/controllers/authController.js</w:t>
+            </w:r>
+          </w:p>
+        </w:tc>
+        <w:tc>
+          <w:tcPr>
+            <w:tcW w:type="dxa" w:w="4960"/>
+            <w:tcBorders>
+              <w:top w:val="single" w:color="D9E2EC" w:sz="1"/>
+              <w:left w:val="single" w:color="D9E2EC" w:sz="1"/>
+              <w:bottom w:val="single" w:color="D9E2EC" w:sz="1"/>
+              <w:right w:val="single" w:color="D9E2EC" w:sz="1"/>
+            </w:tcBorders>
+            <w:tcMar>
+              <w:top w:type="dxa" w:w="120"/>
+              <w:left w:type="dxa" w:w="140"/>
+              <w:bottom w:type="dxa" w:w="120"/>
+              <w:right w:type="dxa" w:w="140"/>
+            </w:tcMar>
+          </w:tcPr>
+          <w:p>
+            <w:pPr>
+              <w:jc w:val="left"/>
+            </w:pPr>
+            <w:r>
+              <w:rPr>
+                <w:b w:val="false"/>
+                <w:bCs w:val="false"/>
+                <w:color w:val="1F2937"/>
+                <w:sz w:val="20"/>
+                <w:szCs w:val="20"/>
+                <w:rFonts w:ascii="Arial" w:cs="Arial" w:eastAsia="Arial" w:hAnsi="Arial"/>
+              </w:rPr>
+              <w:t xml:space="preserve">Registro, login, perfil y reseteo admin cuando se usa modo DB. Hashea contraseñas con bcrypt, emite JWT y normaliza datos de usuario.</w:t>
+            </w:r>
+          </w:p>
+        </w:tc>
+      </w:tr>
+      <w:tr>
+        <w:trPr>
+          <w:tblHeader w:val="false"/>
+        </w:trPr>
+        <w:tc>
+          <w:tcPr>
+            <w:tcW w:type="dxa" w:w="1800"/>
+            <w:tcBorders>
+              <w:top w:val="single" w:color="D9E2EC" w:sz="1"/>
+              <w:left w:val="single" w:color="D9E2EC" w:sz="1"/>
+              <w:bottom w:val="single" w:color="D9E2EC" w:sz="1"/>
+              <w:right w:val="single" w:color="D9E2EC" w:sz="1"/>
+            </w:tcBorders>
+            <w:tcMar>
+              <w:top w:type="dxa" w:w="120"/>
+              <w:left w:type="dxa" w:w="140"/>
+              <w:bottom w:type="dxa" w:w="120"/>
+              <w:right w:type="dxa" w:w="140"/>
+            </w:tcMar>
+          </w:tcPr>
+          <w:p>
+            <w:pPr>
+              <w:jc w:val="center"/>
+            </w:pPr>
+            <w:r>
+              <w:rPr>
+                <w:b w:val="false"/>
+                <w:bCs w:val="false"/>
+                <w:color w:val="1F2937"/>
+                <w:sz w:val="20"/>
+                <w:szCs w:val="20"/>
+                <w:rFonts w:ascii="Arial" w:cs="Arial" w:eastAsia="Arial" w:hAnsi="Arial"/>
+              </w:rPr>
+              <w:t xml:space="preserve">Middleware JWT</w:t>
+            </w:r>
+          </w:p>
+        </w:tc>
+        <w:tc>
+          <w:tcPr>
+            <w:tcW w:type="dxa" w:w="2600"/>
+            <w:tcBorders>
+              <w:top w:val="single" w:color="D9E2EC" w:sz="1"/>
+              <w:left w:val="single" w:color="D9E2EC" w:sz="1"/>
+              <w:bottom w:val="single" w:color="D9E2EC" w:sz="1"/>
+              <w:right w:val="single" w:color="D9E2EC" w:sz="1"/>
+            </w:tcBorders>
+            <w:tcMar>
+              <w:top w:type="dxa" w:w="120"/>
+              <w:left w:type="dxa" w:w="140"/>
+              <w:bottom w:type="dxa" w:w="120"/>
+              <w:right w:type="dxa" w:w="140"/>
+            </w:tcMar>
+          </w:tcPr>
+          <w:p>
+            <w:pPr>
+              <w:jc w:val="left"/>
+            </w:pPr>
+            <w:r>
+              <w:rPr>
+                <w:b w:val="false"/>
+                <w:bCs w:val="false"/>
+                <w:color w:val="1F2937"/>
+                <w:sz w:val="20"/>
+                <w:szCs w:val="20"/>
+                <w:rFonts w:ascii="Arial" w:cs="Arial" w:eastAsia="Arial" w:hAnsi="Arial"/>
+              </w:rPr>
+              <w:t xml:space="preserve">backend/src/middleware/auth.js</w:t>
+            </w:r>
+          </w:p>
+        </w:tc>
+        <w:tc>
+          <w:tcPr>
+            <w:tcW w:type="dxa" w:w="4960"/>
+            <w:tcBorders>
+              <w:top w:val="single" w:color="D9E2EC" w:sz="1"/>
+              <w:left w:val="single" w:color="D9E2EC" w:sz="1"/>
+              <w:bottom w:val="single" w:color="D9E2EC" w:sz="1"/>
+              <w:right w:val="single" w:color="D9E2EC" w:sz="1"/>
+            </w:tcBorders>
+            <w:tcMar>
+              <w:top w:type="dxa" w:w="120"/>
+              <w:left w:type="dxa" w:w="140"/>
+              <w:bottom w:type="dxa" w:w="120"/>
+              <w:right w:type="dxa" w:w="140"/>
+            </w:tcMar>
+          </w:tcPr>
+          <w:p>
+            <w:pPr>
+              <w:jc w:val="left"/>
+            </w:pPr>
+            <w:r>
+              <w:rPr>
+                <w:b w:val="false"/>
+                <w:bCs w:val="false"/>
+                <w:color w:val="1F2937"/>
+                <w:sz w:val="20"/>
+                <w:szCs w:val="20"/>
+                <w:rFonts w:ascii="Arial" w:cs="Arial" w:eastAsia="Arial" w:hAnsi="Arial"/>
+              </w:rPr>
+              <w:t xml:space="preserve">Lee Authorization: Bearer &lt;token&gt;, valida el token y adjunta req.user para rutas protegidas.</w:t>
+            </w:r>
+          </w:p>
+        </w:tc>
+      </w:tr>
+      <w:tr>
+        <w:trPr>
+          <w:tblHeader w:val="false"/>
+        </w:trPr>
+        <w:tc>
+          <w:tcPr>
+            <w:tcW w:type="dxa" w:w="1800"/>
+            <w:tcBorders>
+              <w:top w:val="single" w:color="D9E2EC" w:sz="1"/>
+              <w:left w:val="single" w:color="D9E2EC" w:sz="1"/>
+              <w:bottom w:val="single" w:color="D9E2EC" w:sz="1"/>
+              <w:right w:val="single" w:color="D9E2EC" w:sz="1"/>
+            </w:tcBorders>
+            <w:tcMar>
+              <w:top w:type="dxa" w:w="120"/>
+              <w:left w:type="dxa" w:w="140"/>
+              <w:bottom w:type="dxa" w:w="120"/>
+              <w:right w:type="dxa" w:w="140"/>
+            </w:tcMar>
+          </w:tcPr>
+          <w:p>
+            <w:pPr>
+              <w:jc w:val="center"/>
+            </w:pPr>
+            <w:r>
+              <w:rPr>
+                <w:b w:val="false"/>
+                <w:bCs w:val="false"/>
+                <w:color w:val="1F2937"/>
+                <w:sz w:val="20"/>
+                <w:szCs w:val="20"/>
+                <w:rFonts w:ascii="Arial" w:cs="Arial" w:eastAsia="Arial" w:hAnsi="Arial"/>
+              </w:rPr>
+              <w:t xml:space="preserve">Cliente API frontend</w:t>
+            </w:r>
+          </w:p>
+        </w:tc>
+        <w:tc>
+          <w:tcPr>
+            <w:tcW w:type="dxa" w:w="2600"/>
+            <w:tcBorders>
+              <w:top w:val="single" w:color="D9E2EC" w:sz="1"/>
+              <w:left w:val="single" w:color="D9E2EC" w:sz="1"/>
+              <w:bottom w:val="single" w:color="D9E2EC" w:sz="1"/>
+              <w:right w:val="single" w:color="D9E2EC" w:sz="1"/>
+            </w:tcBorders>
+            <w:tcMar>
+              <w:top w:type="dxa" w:w="120"/>
+              <w:left w:type="dxa" w:w="140"/>
+              <w:bottom w:type="dxa" w:w="120"/>
+              <w:right w:type="dxa" w:w="140"/>
+            </w:tcMar>
+          </w:tcPr>
+          <w:p>
+            <w:pPr>
+              <w:jc w:val="left"/>
+            </w:pPr>
+            <w:r>
+              <w:rPr>
+                <w:b w:val="false"/>
+                <w:bCs w:val="false"/>
+                <w:color w:val="1F2937"/>
+                <w:sz w:val="20"/>
+                <w:szCs w:val="20"/>
+                <w:rFonts w:ascii="Arial" w:cs="Arial" w:eastAsia="Arial" w:hAnsi="Arial"/>
+              </w:rPr>
+              <w:t xml:space="preserve">src/services/api.js</w:t>
+            </w:r>
+          </w:p>
+        </w:tc>
+        <w:tc>
+          <w:tcPr>
+            <w:tcW w:type="dxa" w:w="4960"/>
+            <w:tcBorders>
+              <w:top w:val="single" w:color="D9E2EC" w:sz="1"/>
+              <w:left w:val="single" w:color="D9E2EC" w:sz="1"/>
+              <w:bottom w:val="single" w:color="D9E2EC" w:sz="1"/>
+              <w:right w:val="single" w:color="D9E2EC" w:sz="1"/>
+            </w:tcBorders>
+            <w:tcMar>
+              <w:top w:type="dxa" w:w="120"/>
+              <w:left w:type="dxa" w:w="140"/>
+              <w:bottom w:type="dxa" w:w="120"/>
+              <w:right w:type="dxa" w:w="140"/>
+            </w:tcMar>
+          </w:tcPr>
+          <w:p>
+            <w:pPr>
+              <w:jc w:val="left"/>
+            </w:pPr>
+            <w:r>
+              <w:rPr>
+                <w:b w:val="false"/>
+                <w:bCs w:val="false"/>
+                <w:color w:val="1F2937"/>
+                <w:sz w:val="20"/>
+                <w:szCs w:val="20"/>
+                <w:rFonts w:ascii="Arial" w:cs="Arial" w:eastAsia="Arial" w:hAnsi="Arial"/>
+              </w:rPr>
+              <w:t xml:space="preserve">Configura Axios, resuelve la URL base local/producción, agrega token JWT y maneja errores de red/CORS en desarrollo.</w:t>
+            </w:r>
+          </w:p>
+        </w:tc>
+      </w:tr>
+      <w:tr>
+        <w:trPr>
+          <w:tblHeader w:val="false"/>
+        </w:trPr>
+        <w:tc>
+          <w:tcPr>
+            <w:tcW w:type="dxa" w:w="1800"/>
+            <w:tcBorders>
+              <w:top w:val="single" w:color="D9E2EC" w:sz="1"/>
+              <w:left w:val="single" w:color="D9E2EC" w:sz="1"/>
+              <w:bottom w:val="single" w:color="D9E2EC" w:sz="1"/>
+              <w:right w:val="single" w:color="D9E2EC" w:sz="1"/>
+            </w:tcBorders>
+            <w:tcMar>
+              <w:top w:type="dxa" w:w="120"/>
+              <w:left w:type="dxa" w:w="140"/>
+              <w:bottom w:type="dxa" w:w="120"/>
+              <w:right w:type="dxa" w:w="140"/>
+            </w:tcMar>
+          </w:tcPr>
+          <w:p>
+            <w:pPr>
+              <w:jc w:val="center"/>
+            </w:pPr>
+            <w:r>
+              <w:rPr>
+                <w:b w:val="false"/>
+                <w:bCs w:val="false"/>
+                <w:color w:val="1F2937"/>
+                <w:sz w:val="20"/>
+                <w:szCs w:val="20"/>
+                <w:rFonts w:ascii="Arial" w:cs="Arial" w:eastAsia="Arial" w:hAnsi="Arial"/>
+              </w:rPr>
+              <w:t xml:space="preserve">Catálogo alimentos</w:t>
+            </w:r>
+          </w:p>
+        </w:tc>
+        <w:tc>
+          <w:tcPr>
+            <w:tcW w:type="dxa" w:w="2600"/>
+            <w:tcBorders>
+              <w:top w:val="single" w:color="D9E2EC" w:sz="1"/>
+              <w:left w:val="single" w:color="D9E2EC" w:sz="1"/>
+              <w:bottom w:val="single" w:color="D9E2EC" w:sz="1"/>
+              <w:right w:val="single" w:color="D9E2EC" w:sz="1"/>
+            </w:tcBorders>
+            <w:tcMar>
+              <w:top w:type="dxa" w:w="120"/>
+              <w:left w:type="dxa" w:w="140"/>
+              <w:bottom w:type="dxa" w:w="120"/>
+              <w:right w:type="dxa" w:w="140"/>
+            </w:tcMar>
+          </w:tcPr>
+          <w:p>
+            <w:pPr>
+              <w:jc w:val="left"/>
+            </w:pPr>
+            <w:r>
+              <w:rPr>
+                <w:b w:val="false"/>
+                <w:bCs w:val="false"/>
+                <w:color w:val="1F2937"/>
+                <w:sz w:val="20"/>
+                <w:szCs w:val="20"/>
+                <w:rFonts w:ascii="Arial" w:cs="Arial" w:eastAsia="Arial" w:hAnsi="Arial"/>
+              </w:rPr>
+              <w:t xml:space="preserve">backend/src/controllers/foodController.js</w:t>
+            </w:r>
+          </w:p>
+        </w:tc>
+        <w:tc>
+          <w:tcPr>
+            <w:tcW w:type="dxa" w:w="4960"/>
+            <w:tcBorders>
+              <w:top w:val="single" w:color="D9E2EC" w:sz="1"/>
+              <w:left w:val="single" w:color="D9E2EC" w:sz="1"/>
+              <w:bottom w:val="single" w:color="D9E2EC" w:sz="1"/>
+              <w:right w:val="single" w:color="D9E2EC" w:sz="1"/>
+            </w:tcBorders>
+            <w:tcMar>
+              <w:top w:type="dxa" w:w="120"/>
+              <w:left w:type="dxa" w:w="140"/>
+              <w:bottom w:type="dxa" w:w="120"/>
+              <w:right w:type="dxa" w:w="140"/>
+            </w:tcMar>
+          </w:tcPr>
+          <w:p>
+            <w:pPr>
+              <w:jc w:val="left"/>
+            </w:pPr>
+            <w:r>
+              <w:rPr>
+                <w:b w:val="false"/>
+                <w:bCs w:val="false"/>
+                <w:color w:val="1F2937"/>
+                <w:sz w:val="20"/>
+                <w:szCs w:val="20"/>
+                <w:rFonts w:ascii="Arial" w:cs="Arial" w:eastAsia="Arial" w:hAnsi="Arial"/>
+              </w:rPr>
+              <w:t xml:space="preserve">Expone búsqueda, paginación, estadísticas, CRUD admin, importación masiva y backup manual del catálogo.</w:t>
+            </w:r>
+          </w:p>
+        </w:tc>
+      </w:tr>
+      <w:tr>
+        <w:trPr>
+          <w:tblHeader w:val="false"/>
+        </w:trPr>
+        <w:tc>
+          <w:tcPr>
+            <w:tcW w:type="dxa" w:w="1800"/>
+            <w:tcBorders>
+              <w:top w:val="single" w:color="D9E2EC" w:sz="1"/>
+              <w:left w:val="single" w:color="D9E2EC" w:sz="1"/>
+              <w:bottom w:val="single" w:color="D9E2EC" w:sz="1"/>
+              <w:right w:val="single" w:color="D9E2EC" w:sz="1"/>
+            </w:tcBorders>
+            <w:tcMar>
+              <w:top w:type="dxa" w:w="120"/>
+              <w:left w:type="dxa" w:w="140"/>
+              <w:bottom w:type="dxa" w:w="120"/>
+              <w:right w:type="dxa" w:w="140"/>
+            </w:tcMar>
+          </w:tcPr>
+          <w:p>
+            <w:pPr>
+              <w:jc w:val="center"/>
+            </w:pPr>
+            <w:r>
+              <w:rPr>
+                <w:b w:val="false"/>
+                <w:bCs w:val="false"/>
+                <w:color w:val="1F2937"/>
+                <w:sz w:val="20"/>
+                <w:szCs w:val="20"/>
+                <w:rFonts w:ascii="Arial" w:cs="Arial" w:eastAsia="Arial" w:hAnsi="Arial"/>
+              </w:rPr>
+              <w:t xml:space="preserve">Persistencia JSON</w:t>
+            </w:r>
+          </w:p>
+        </w:tc>
+        <w:tc>
+          <w:tcPr>
+            <w:tcW w:type="dxa" w:w="2600"/>
+            <w:tcBorders>
+              <w:top w:val="single" w:color="D9E2EC" w:sz="1"/>
+              <w:left w:val="single" w:color="D9E2EC" w:sz="1"/>
+              <w:bottom w:val="single" w:color="D9E2EC" w:sz="1"/>
+              <w:right w:val="single" w:color="D9E2EC" w:sz="1"/>
+            </w:tcBorders>
+            <w:tcMar>
+              <w:top w:type="dxa" w:w="120"/>
+              <w:left w:type="dxa" w:w="140"/>
+              <w:bottom w:type="dxa" w:w="120"/>
+              <w:right w:type="dxa" w:w="140"/>
+            </w:tcMar>
+          </w:tcPr>
+          <w:p>
+            <w:pPr>
+              <w:jc w:val="left"/>
+            </w:pPr>
+            <w:r>
+              <w:rPr>
+                <w:b w:val="false"/>
+                <w:bCs w:val="false"/>
+                <w:color w:val="1F2937"/>
+                <w:sz w:val="20"/>
+                <w:szCs w:val="20"/>
+                <w:rFonts w:ascii="Arial" w:cs="Arial" w:eastAsia="Arial" w:hAnsi="Arial"/>
+              </w:rPr>
+              <w:t xml:space="preserve">backend/src/utils/JsonStore.js</w:t>
+            </w:r>
+          </w:p>
+        </w:tc>
+        <w:tc>
+          <w:tcPr>
+            <w:tcW w:type="dxa" w:w="4960"/>
+            <w:tcBorders>
+              <w:top w:val="single" w:color="D9E2EC" w:sz="1"/>
+              <w:left w:val="single" w:color="D9E2EC" w:sz="1"/>
+              <w:bottom w:val="single" w:color="D9E2EC" w:sz="1"/>
+              <w:right w:val="single" w:color="D9E2EC" w:sz="1"/>
+            </w:tcBorders>
+            <w:tcMar>
+              <w:top w:type="dxa" w:w="120"/>
+              <w:left w:type="dxa" w:w="140"/>
+              <w:bottom w:type="dxa" w:w="120"/>
+              <w:right w:type="dxa" w:w="140"/>
+            </w:tcMar>
+          </w:tcPr>
+          <w:p>
+            <w:pPr>
+              <w:jc w:val="left"/>
+            </w:pPr>
+            <w:r>
+              <w:rPr>
+                <w:b w:val="false"/>
+                <w:bCs w:val="false"/>
+                <w:color w:val="1F2937"/>
+                <w:sz w:val="20"/>
+                <w:szCs w:val="20"/>
+                <w:rFonts w:ascii="Arial" w:cs="Arial" w:eastAsia="Arial" w:hAnsi="Arial"/>
+              </w:rPr>
+              <w:t xml:space="preserve">Abstracción de lectura/escritura de archivos JSON con creación de directorios y backups timestamp.</w:t>
+            </w:r>
+          </w:p>
+        </w:tc>
+      </w:tr>
+      <w:tr>
+        <w:trPr>
+          <w:tblHeader w:val="false"/>
+        </w:trPr>
+        <w:tc>
+          <w:tcPr>
+            <w:tcW w:type="dxa" w:w="1800"/>
+            <w:tcBorders>
+              <w:top w:val="single" w:color="D9E2EC" w:sz="1"/>
+              <w:left w:val="single" w:color="D9E2EC" w:sz="1"/>
+              <w:bottom w:val="single" w:color="D9E2EC" w:sz="1"/>
+              <w:right w:val="single" w:color="D9E2EC" w:sz="1"/>
+            </w:tcBorders>
+            <w:tcMar>
+              <w:top w:type="dxa" w:w="120"/>
+              <w:left w:type="dxa" w:w="140"/>
+              <w:bottom w:type="dxa" w:w="120"/>
+              <w:right w:type="dxa" w:w="140"/>
+            </w:tcMar>
+          </w:tcPr>
+          <w:p>
+            <w:pPr>
+              <w:jc w:val="center"/>
+            </w:pPr>
+            <w:r>
+              <w:rPr>
+                <w:b w:val="false"/>
+                <w:bCs w:val="false"/>
+                <w:color w:val="1F2937"/>
+                <w:sz w:val="20"/>
+                <w:szCs w:val="20"/>
+                <w:rFonts w:ascii="Arial" w:cs="Arial" w:eastAsia="Arial" w:hAnsi="Arial"/>
+              </w:rPr>
+              <w:t xml:space="preserve">Recetas</w:t>
+            </w:r>
+          </w:p>
+        </w:tc>
+        <w:tc>
+          <w:tcPr>
+            <w:tcW w:type="dxa" w:w="2600"/>
+            <w:tcBorders>
+              <w:top w:val="single" w:color="D9E2EC" w:sz="1"/>
+              <w:left w:val="single" w:color="D9E2EC" w:sz="1"/>
+              <w:bottom w:val="single" w:color="D9E2EC" w:sz="1"/>
+              <w:right w:val="single" w:color="D9E2EC" w:sz="1"/>
+            </w:tcBorders>
+            <w:tcMar>
+              <w:top w:type="dxa" w:w="120"/>
+              <w:left w:type="dxa" w:w="140"/>
+              <w:bottom w:type="dxa" w:w="120"/>
+              <w:right w:type="dxa" w:w="140"/>
+            </w:tcMar>
+          </w:tcPr>
+          <w:p>
+            <w:pPr>
+              <w:jc w:val="left"/>
+            </w:pPr>
+            <w:r>
+              <w:rPr>
+                <w:b w:val="false"/>
+                <w:bCs w:val="false"/>
+                <w:color w:val="1F2937"/>
+                <w:sz w:val="20"/>
+                <w:szCs w:val="20"/>
+                <w:rFonts w:ascii="Arial" w:cs="Arial" w:eastAsia="Arial" w:hAnsi="Arial"/>
+              </w:rPr>
+              <w:t xml:space="preserve">backend/src/controllers/recipeController.js</w:t>
+            </w:r>
+          </w:p>
+        </w:tc>
+        <w:tc>
+          <w:tcPr>
+            <w:tcW w:type="dxa" w:w="4960"/>
+            <w:tcBorders>
+              <w:top w:val="single" w:color="D9E2EC" w:sz="1"/>
+              <w:left w:val="single" w:color="D9E2EC" w:sz="1"/>
+              <w:bottom w:val="single" w:color="D9E2EC" w:sz="1"/>
+              <w:right w:val="single" w:color="D9E2EC" w:sz="1"/>
+            </w:tcBorders>
+            <w:tcMar>
+              <w:top w:type="dxa" w:w="120"/>
+              <w:left w:type="dxa" w:w="140"/>
+              <w:bottom w:type="dxa" w:w="120"/>
+              <w:right w:type="dxa" w:w="140"/>
+            </w:tcMar>
+          </w:tcPr>
+          <w:p>
+            <w:pPr>
+              <w:jc w:val="left"/>
+            </w:pPr>
+            <w:r>
+              <w:rPr>
+                <w:b w:val="false"/>
+                <w:bCs w:val="false"/>
+                <w:color w:val="1F2937"/>
+                <w:sz w:val="20"/>
+                <w:szCs w:val="20"/>
+                <w:rFonts w:ascii="Arial" w:cs="Arial" w:eastAsia="Arial" w:hAnsi="Arial"/>
+              </w:rPr>
+              <w:t xml:space="preserve">Gestiona biblioteca de recetas, búsqueda, CRUD e importación desde texto/tablas.</w:t>
+            </w:r>
+          </w:p>
+        </w:tc>
+      </w:tr>
+      <w:tr>
+        <w:trPr>
+          <w:tblHeader w:val="false"/>
+        </w:trPr>
+        <w:tc>
+          <w:tcPr>
+            <w:tcW w:type="dxa" w:w="1800"/>
+            <w:tcBorders>
+              <w:top w:val="single" w:color="D9E2EC" w:sz="1"/>
+              <w:left w:val="single" w:color="D9E2EC" w:sz="1"/>
+              <w:bottom w:val="single" w:color="D9E2EC" w:sz="1"/>
+              <w:right w:val="single" w:color="D9E2EC" w:sz="1"/>
+            </w:tcBorders>
+            <w:tcMar>
+              <w:top w:type="dxa" w:w="120"/>
+              <w:left w:type="dxa" w:w="140"/>
+              <w:bottom w:type="dxa" w:w="120"/>
+              <w:right w:type="dxa" w:w="140"/>
+            </w:tcMar>
+          </w:tcPr>
+          <w:p>
+            <w:pPr>
+              <w:jc w:val="center"/>
+            </w:pPr>
+            <w:r>
+              <w:rPr>
+                <w:b w:val="false"/>
+                <w:bCs w:val="false"/>
+                <w:color w:val="1F2937"/>
+                <w:sz w:val="20"/>
+                <w:szCs w:val="20"/>
+                <w:rFonts w:ascii="Arial" w:cs="Arial" w:eastAsia="Arial" w:hAnsi="Arial"/>
+              </w:rPr>
+              <w:t xml:space="preserve">Registro diario</w:t>
+            </w:r>
+          </w:p>
+        </w:tc>
+        <w:tc>
+          <w:tcPr>
+            <w:tcW w:type="dxa" w:w="2600"/>
+            <w:tcBorders>
+              <w:top w:val="single" w:color="D9E2EC" w:sz="1"/>
+              <w:left w:val="single" w:color="D9E2EC" w:sz="1"/>
+              <w:bottom w:val="single" w:color="D9E2EC" w:sz="1"/>
+              <w:right w:val="single" w:color="D9E2EC" w:sz="1"/>
+            </w:tcBorders>
+            <w:tcMar>
+              <w:top w:type="dxa" w:w="120"/>
+              <w:left w:type="dxa" w:w="140"/>
+              <w:bottom w:type="dxa" w:w="120"/>
+              <w:right w:type="dxa" w:w="140"/>
+            </w:tcMar>
+          </w:tcPr>
+          <w:p>
+            <w:pPr>
+              <w:jc w:val="left"/>
+            </w:pPr>
+            <w:r>
+              <w:rPr>
+                <w:b w:val="false"/>
+                <w:bCs w:val="false"/>
+                <w:color w:val="1F2937"/>
+                <w:sz w:val="20"/>
+                <w:szCs w:val="20"/>
+                <w:rFonts w:ascii="Arial" w:cs="Arial" w:eastAsia="Arial" w:hAnsi="Arial"/>
+              </w:rPr>
+              <w:t xml:space="preserve">backend/src/controllers/foodLogController.js</w:t>
+            </w:r>
+          </w:p>
+        </w:tc>
+        <w:tc>
+          <w:tcPr>
+            <w:tcW w:type="dxa" w:w="4960"/>
+            <w:tcBorders>
+              <w:top w:val="single" w:color="D9E2EC" w:sz="1"/>
+              <w:left w:val="single" w:color="D9E2EC" w:sz="1"/>
+              <w:bottom w:val="single" w:color="D9E2EC" w:sz="1"/>
+              <w:right w:val="single" w:color="D9E2EC" w:sz="1"/>
+            </w:tcBorders>
+            <w:tcMar>
+              <w:top w:type="dxa" w:w="120"/>
+              <w:left w:type="dxa" w:w="140"/>
+              <w:bottom w:type="dxa" w:w="120"/>
+              <w:right w:type="dxa" w:w="140"/>
+            </w:tcMar>
+          </w:tcPr>
+          <w:p>
+            <w:pPr>
+              <w:jc w:val="left"/>
+            </w:pPr>
+            <w:r>
+              <w:rPr>
+                <w:b w:val="false"/>
+                <w:bCs w:val="false"/>
+                <w:color w:val="1F2937"/>
+                <w:sz w:val="20"/>
+                <w:szCs w:val="20"/>
+                <w:rFonts w:ascii="Arial" w:cs="Arial" w:eastAsia="Arial" w:hAnsi="Arial"/>
+              </w:rPr>
+              <w:t xml:space="preserve">Calcula ingestas por fecha, totales nutricionales y operaciones sobre el diario alimentario del usuario.</w:t>
+            </w:r>
+          </w:p>
+        </w:tc>
+      </w:tr>
+      <w:tr>
+        <w:trPr>
+          <w:tblHeader w:val="false"/>
+        </w:trPr>
+        <w:tc>
+          <w:tcPr>
+            <w:tcW w:type="dxa" w:w="1800"/>
+            <w:tcBorders>
+              <w:top w:val="single" w:color="D9E2EC" w:sz="1"/>
+              <w:left w:val="single" w:color="D9E2EC" w:sz="1"/>
+              <w:bottom w:val="single" w:color="D9E2EC" w:sz="1"/>
+              <w:right w:val="single" w:color="D9E2EC" w:sz="1"/>
+            </w:tcBorders>
+            <w:tcMar>
+              <w:top w:type="dxa" w:w="120"/>
+              <w:left w:type="dxa" w:w="140"/>
+              <w:bottom w:type="dxa" w:w="120"/>
+              <w:right w:type="dxa" w:w="140"/>
+            </w:tcMar>
+          </w:tcPr>
+          <w:p>
+            <w:pPr>
+              <w:jc w:val="center"/>
+            </w:pPr>
+            <w:r>
+              <w:rPr>
+                <w:b w:val="false"/>
+                <w:bCs w:val="false"/>
+                <w:color w:val="1F2937"/>
+                <w:sz w:val="20"/>
+                <w:szCs w:val="20"/>
+                <w:rFonts w:ascii="Arial" w:cs="Arial" w:eastAsia="Arial" w:hAnsi="Arial"/>
+              </w:rPr>
+              <w:t xml:space="preserve">Health-Bot nutricional</w:t>
+            </w:r>
+          </w:p>
+        </w:tc>
+        <w:tc>
+          <w:tcPr>
+            <w:tcW w:type="dxa" w:w="2600"/>
+            <w:tcBorders>
+              <w:top w:val="single" w:color="D9E2EC" w:sz="1"/>
+              <w:left w:val="single" w:color="D9E2EC" w:sz="1"/>
+              <w:bottom w:val="single" w:color="D9E2EC" w:sz="1"/>
+              <w:right w:val="single" w:color="D9E2EC" w:sz="1"/>
+            </w:tcBorders>
+            <w:tcMar>
+              <w:top w:type="dxa" w:w="120"/>
+              <w:left w:type="dxa" w:w="140"/>
+              <w:bottom w:type="dxa" w:w="120"/>
+              <w:right w:type="dxa" w:w="140"/>
+            </w:tcMar>
+          </w:tcPr>
+          <w:p>
+            <w:pPr>
+              <w:jc w:val="left"/>
+            </w:pPr>
+            <w:r>
+              <w:rPr>
+                <w:b w:val="false"/>
+                <w:bCs w:val="false"/>
+                <w:color w:val="1F2937"/>
+                <w:sz w:val="20"/>
+                <w:szCs w:val="20"/>
+                <w:rFonts w:ascii="Arial" w:cs="Arial" w:eastAsia="Arial" w:hAnsi="Arial"/>
+              </w:rPr>
+              <w:t xml:space="preserve">src/components/NutritionChat.jsx</w:t>
+            </w:r>
+          </w:p>
+        </w:tc>
+        <w:tc>
+          <w:tcPr>
+            <w:tcW w:type="dxa" w:w="4960"/>
+            <w:tcBorders>
+              <w:top w:val="single" w:color="D9E2EC" w:sz="1"/>
+              <w:left w:val="single" w:color="D9E2EC" w:sz="1"/>
+              <w:bottom w:val="single" w:color="D9E2EC" w:sz="1"/>
+              <w:right w:val="single" w:color="D9E2EC" w:sz="1"/>
+            </w:tcBorders>
+            <w:tcMar>
+              <w:top w:type="dxa" w:w="120"/>
+              <w:left w:type="dxa" w:w="140"/>
+              <w:bottom w:type="dxa" w:w="120"/>
+              <w:right w:type="dxa" w:w="140"/>
+            </w:tcMar>
+          </w:tcPr>
+          <w:p>
+            <w:pPr>
+              <w:jc w:val="left"/>
+            </w:pPr>
+            <w:r>
+              <w:rPr>
+                <w:b w:val="false"/>
+                <w:bCs w:val="false"/>
+                <w:color w:val="1F2937"/>
+                <w:sz w:val="20"/>
+                <w:szCs w:val="20"/>
+                <w:rFonts w:ascii="Arial" w:cs="Arial" w:eastAsia="Arial" w:hAnsi="Arial"/>
+              </w:rPr>
+              <w:t xml:space="preserve">Genera recomendaciones, planes diarios/semanales, lista de compras y exportaciones PDF desde el plan nutricional del usuario.</w:t>
+            </w:r>
+          </w:p>
+        </w:tc>
+      </w:tr>
+      <w:tr>
+        <w:trPr>
+          <w:tblHeader w:val="false"/>
+        </w:trPr>
+        <w:tc>
+          <w:tcPr>
+            <w:tcW w:type="dxa" w:w="1800"/>
+            <w:tcBorders>
+              <w:top w:val="single" w:color="D9E2EC" w:sz="1"/>
+              <w:left w:val="single" w:color="D9E2EC" w:sz="1"/>
+              <w:bottom w:val="single" w:color="D9E2EC" w:sz="1"/>
+              <w:right w:val="single" w:color="D9E2EC" w:sz="1"/>
+            </w:tcBorders>
+            <w:tcMar>
+              <w:top w:type="dxa" w:w="120"/>
+              <w:left w:type="dxa" w:w="140"/>
+              <w:bottom w:type="dxa" w:w="120"/>
+              <w:right w:type="dxa" w:w="140"/>
+            </w:tcMar>
+          </w:tcPr>
+          <w:p>
+            <w:pPr>
+              <w:jc w:val="center"/>
+            </w:pPr>
+            <w:r>
+              <w:rPr>
+                <w:b w:val="false"/>
+                <w:bCs w:val="false"/>
+                <w:color w:val="1F2937"/>
+                <w:sz w:val="20"/>
+                <w:szCs w:val="20"/>
+                <w:rFonts w:ascii="Arial" w:cs="Arial" w:eastAsia="Arial" w:hAnsi="Arial"/>
+              </w:rPr>
+              <w:t xml:space="preserve">Cálculos nutricionales</w:t>
+            </w:r>
+          </w:p>
+        </w:tc>
+        <w:tc>
+          <w:tcPr>
+            <w:tcW w:type="dxa" w:w="2600"/>
+            <w:tcBorders>
+              <w:top w:val="single" w:color="D9E2EC" w:sz="1"/>
+              <w:left w:val="single" w:color="D9E2EC" w:sz="1"/>
+              <w:bottom w:val="single" w:color="D9E2EC" w:sz="1"/>
+              <w:right w:val="single" w:color="D9E2EC" w:sz="1"/>
+            </w:tcBorders>
+            <w:tcMar>
+              <w:top w:type="dxa" w:w="120"/>
+              <w:left w:type="dxa" w:w="140"/>
+              <w:bottom w:type="dxa" w:w="120"/>
+              <w:right w:type="dxa" w:w="140"/>
+            </w:tcMar>
+          </w:tcPr>
+          <w:p>
+            <w:pPr>
+              <w:jc w:val="left"/>
+            </w:pPr>
+            <w:r>
+              <w:rPr>
+                <w:b w:val="false"/>
+                <w:bCs w:val="false"/>
+                <w:color w:val="1F2937"/>
+                <w:sz w:val="20"/>
+                <w:szCs w:val="20"/>
+                <w:rFonts w:ascii="Arial" w:cs="Arial" w:eastAsia="Arial" w:hAnsi="Arial"/>
+              </w:rPr>
+              <w:t xml:space="preserve">src/utils/nutrition.js</w:t>
+            </w:r>
+          </w:p>
+        </w:tc>
+        <w:tc>
+          <w:tcPr>
+            <w:tcW w:type="dxa" w:w="4960"/>
+            <w:tcBorders>
+              <w:top w:val="single" w:color="D9E2EC" w:sz="1"/>
+              <w:left w:val="single" w:color="D9E2EC" w:sz="1"/>
+              <w:bottom w:val="single" w:color="D9E2EC" w:sz="1"/>
+              <w:right w:val="single" w:color="D9E2EC" w:sz="1"/>
+            </w:tcBorders>
+            <w:tcMar>
+              <w:top w:type="dxa" w:w="120"/>
+              <w:left w:type="dxa" w:w="140"/>
+              <w:bottom w:type="dxa" w:w="120"/>
+              <w:right w:type="dxa" w:w="140"/>
+            </w:tcMar>
+          </w:tcPr>
+          <w:p>
+            <w:pPr>
+              <w:jc w:val="left"/>
+            </w:pPr>
+            <w:r>
+              <w:rPr>
+                <w:b w:val="false"/>
+                <w:bCs w:val="false"/>
+                <w:color w:val="1F2937"/>
+                <w:sz w:val="20"/>
+                <w:szCs w:val="20"/>
+                <w:rFonts w:ascii="Arial" w:cs="Arial" w:eastAsia="Arial" w:hAnsi="Arial"/>
+              </w:rPr>
+              <w:t xml:space="preserve">Contiene TMB/TDEE, macros objetivo, sustituciones por restricciones, armado de comidas y planes semanales.</w:t>
+            </w:r>
+          </w:p>
+        </w:tc>
+      </w:tr>
+      <w:tr>
+        <w:trPr>
+          <w:tblHeader w:val="false"/>
+        </w:trPr>
+        <w:tc>
+          <w:tcPr>
+            <w:tcW w:type="dxa" w:w="1800"/>
+            <w:tcBorders>
+              <w:top w:val="single" w:color="D9E2EC" w:sz="1"/>
+              <w:left w:val="single" w:color="D9E2EC" w:sz="1"/>
+              <w:bottom w:val="single" w:color="D9E2EC" w:sz="1"/>
+              <w:right w:val="single" w:color="D9E2EC" w:sz="1"/>
+            </w:tcBorders>
+            <w:tcMar>
+              <w:top w:type="dxa" w:w="120"/>
+              <w:left w:type="dxa" w:w="140"/>
+              <w:bottom w:type="dxa" w:w="120"/>
+              <w:right w:type="dxa" w:w="140"/>
+            </w:tcMar>
+          </w:tcPr>
+          <w:p>
+            <w:pPr>
+              <w:jc w:val="center"/>
+            </w:pPr>
+            <w:r>
+              <w:rPr>
+                <w:b w:val="false"/>
+                <w:bCs w:val="false"/>
+                <w:color w:val="1F2937"/>
+                <w:sz w:val="20"/>
+                <w:szCs w:val="20"/>
+                <w:rFonts w:ascii="Arial" w:cs="Arial" w:eastAsia="Arial" w:hAnsi="Arial"/>
+              </w:rPr>
+              <w:t xml:space="preserve">Administración usuarios</w:t>
+            </w:r>
+          </w:p>
+        </w:tc>
+        <w:tc>
+          <w:tcPr>
+            <w:tcW w:type="dxa" w:w="2600"/>
+            <w:tcBorders>
+              <w:top w:val="single" w:color="D9E2EC" w:sz="1"/>
+              <w:left w:val="single" w:color="D9E2EC" w:sz="1"/>
+              <w:bottom w:val="single" w:color="D9E2EC" w:sz="1"/>
+              <w:right w:val="single" w:color="D9E2EC" w:sz="1"/>
+            </w:tcBorders>
+            <w:tcMar>
+              <w:top w:type="dxa" w:w="120"/>
+              <w:left w:type="dxa" w:w="140"/>
+              <w:bottom w:type="dxa" w:w="120"/>
+              <w:right w:type="dxa" w:w="140"/>
+            </w:tcMar>
+          </w:tcPr>
+          <w:p>
+            <w:pPr>
+              <w:jc w:val="left"/>
+            </w:pPr>
+            <w:r>
+              <w:rPr>
+                <w:b w:val="false"/>
+                <w:bCs w:val="false"/>
+                <w:color w:val="1F2937"/>
+                <w:sz w:val="20"/>
+                <w:szCs w:val="20"/>
+                <w:rFonts w:ascii="Arial" w:cs="Arial" w:eastAsia="Arial" w:hAnsi="Arial"/>
+              </w:rPr>
+              <w:t xml:space="preserve">src/components/AdminUsers.jsx</w:t>
+            </w:r>
+          </w:p>
+        </w:tc>
+        <w:tc>
+          <w:tcPr>
+            <w:tcW w:type="dxa" w:w="4960"/>
+            <w:tcBorders>
+              <w:top w:val="single" w:color="D9E2EC" w:sz="1"/>
+              <w:left w:val="single" w:color="D9E2EC" w:sz="1"/>
+              <w:bottom w:val="single" w:color="D9E2EC" w:sz="1"/>
+              <w:right w:val="single" w:color="D9E2EC" w:sz="1"/>
+            </w:tcBorders>
+            <w:tcMar>
+              <w:top w:type="dxa" w:w="120"/>
+              <w:left w:type="dxa" w:w="140"/>
+              <w:bottom w:type="dxa" w:w="120"/>
+              <w:right w:type="dxa" w:w="140"/>
+            </w:tcMar>
+          </w:tcPr>
+          <w:p>
+            <w:pPr>
+              <w:jc w:val="left"/>
+            </w:pPr>
+            <w:r>
+              <w:rPr>
+                <w:b w:val="false"/>
+                <w:bCs w:val="false"/>
+                <w:color w:val="1F2937"/>
+                <w:sz w:val="20"/>
+                <w:szCs w:val="20"/>
+                <w:rFonts w:ascii="Arial" w:cs="Arial" w:eastAsia="Arial" w:hAnsi="Arial"/>
+              </w:rPr>
+              <w:t xml:space="preserve">UI para crear, editar, asignar roles/gimnasios/entrenadores y resetear contraseñas desde administración.</w:t>
+            </w:r>
+          </w:p>
+        </w:tc>
+      </w:tr>
+      <w:tr>
+        <w:trPr>
+          <w:tblHeader w:val="false"/>
+        </w:trPr>
+        <w:tc>
+          <w:tcPr>
+            <w:tcW w:type="dxa" w:w="1800"/>
+            <w:tcBorders>
+              <w:top w:val="single" w:color="D9E2EC" w:sz="1"/>
+              <w:left w:val="single" w:color="D9E2EC" w:sz="1"/>
+              <w:bottom w:val="single" w:color="D9E2EC" w:sz="1"/>
+              <w:right w:val="single" w:color="D9E2EC" w:sz="1"/>
+            </w:tcBorders>
+            <w:tcMar>
+              <w:top w:type="dxa" w:w="120"/>
+              <w:left w:type="dxa" w:w="140"/>
+              <w:bottom w:type="dxa" w:w="120"/>
+              <w:right w:type="dxa" w:w="140"/>
+            </w:tcMar>
+          </w:tcPr>
+          <w:p>
+            <w:pPr>
+              <w:jc w:val="center"/>
+            </w:pPr>
+            <w:r>
+              <w:rPr>
+                <w:b w:val="false"/>
+                <w:bCs w:val="false"/>
+                <w:color w:val="1F2937"/>
+                <w:sz w:val="20"/>
+                <w:szCs w:val="20"/>
+                <w:rFonts w:ascii="Arial" w:cs="Arial" w:eastAsia="Arial" w:hAnsi="Arial"/>
+              </w:rPr>
+              <w:t xml:space="preserve">Gimnasios y ecosistema</w:t>
+            </w:r>
+          </w:p>
+        </w:tc>
+        <w:tc>
+          <w:tcPr>
+            <w:tcW w:type="dxa" w:w="2600"/>
+            <w:tcBorders>
+              <w:top w:val="single" w:color="D9E2EC" w:sz="1"/>
+              <w:left w:val="single" w:color="D9E2EC" w:sz="1"/>
+              <w:bottom w:val="single" w:color="D9E2EC" w:sz="1"/>
+              <w:right w:val="single" w:color="D9E2EC" w:sz="1"/>
+            </w:tcBorders>
+            <w:tcMar>
+              <w:top w:type="dxa" w:w="120"/>
+              <w:left w:type="dxa" w:w="140"/>
+              <w:bottom w:type="dxa" w:w="120"/>
+              <w:right w:type="dxa" w:w="140"/>
+            </w:tcMar>
+          </w:tcPr>
+          <w:p>
+            <w:pPr>
+              <w:jc w:val="left"/>
+            </w:pPr>
+            <w:r>
+              <w:rPr>
+                <w:b w:val="false"/>
+                <w:bCs w:val="false"/>
+                <w:color w:val="1F2937"/>
+                <w:sz w:val="20"/>
+                <w:szCs w:val="20"/>
+                <w:rFonts w:ascii="Arial" w:cs="Arial" w:eastAsia="Arial" w:hAnsi="Arial"/>
+              </w:rPr>
+              <w:t xml:space="preserve">src/components/AdminGyms.jsx</w:t>
+            </w:r>
+          </w:p>
+        </w:tc>
+        <w:tc>
+          <w:tcPr>
+            <w:tcW w:type="dxa" w:w="4960"/>
+            <w:tcBorders>
+              <w:top w:val="single" w:color="D9E2EC" w:sz="1"/>
+              <w:left w:val="single" w:color="D9E2EC" w:sz="1"/>
+              <w:bottom w:val="single" w:color="D9E2EC" w:sz="1"/>
+              <w:right w:val="single" w:color="D9E2EC" w:sz="1"/>
+            </w:tcBorders>
+            <w:tcMar>
+              <w:top w:type="dxa" w:w="120"/>
+              <w:left w:type="dxa" w:w="140"/>
+              <w:bottom w:type="dxa" w:w="120"/>
+              <w:right w:type="dxa" w:w="140"/>
+            </w:tcMar>
+          </w:tcPr>
+          <w:p>
+            <w:pPr>
+              <w:jc w:val="left"/>
+            </w:pPr>
+            <w:r>
+              <w:rPr>
+                <w:b w:val="false"/>
+                <w:bCs w:val="false"/>
+                <w:color w:val="1F2937"/>
+                <w:sz w:val="20"/>
+                <w:szCs w:val="20"/>
+                <w:rFonts w:ascii="Arial" w:cs="Arial" w:eastAsia="Arial" w:hAnsi="Arial"/>
+              </w:rPr>
+              <w:t xml:space="preserve">Gestión de gimnasios y visibilidad del modelo multi-gimnasio/marca blanca.</w:t>
+            </w:r>
+          </w:p>
+        </w:tc>
+      </w:tr>
+      <w:tr>
+        <w:trPr>
+          <w:tblHeader w:val="false"/>
+        </w:trPr>
+        <w:tc>
+          <w:tcPr>
+            <w:tcW w:type="dxa" w:w="1800"/>
+            <w:tcBorders>
+              <w:top w:val="single" w:color="D9E2EC" w:sz="1"/>
+              <w:left w:val="single" w:color="D9E2EC" w:sz="1"/>
+              <w:bottom w:val="single" w:color="D9E2EC" w:sz="1"/>
+              <w:right w:val="single" w:color="D9E2EC" w:sz="1"/>
+            </w:tcBorders>
+            <w:tcMar>
+              <w:top w:type="dxa" w:w="120"/>
+              <w:left w:type="dxa" w:w="140"/>
+              <w:bottom w:type="dxa" w:w="120"/>
+              <w:right w:type="dxa" w:w="140"/>
+            </w:tcMar>
+          </w:tcPr>
+          <w:p>
+            <w:pPr>
+              <w:jc w:val="center"/>
+            </w:pPr>
+            <w:r>
+              <w:rPr>
+                <w:b w:val="false"/>
+                <w:bCs w:val="false"/>
+                <w:color w:val="1F2937"/>
+                <w:sz w:val="20"/>
+                <w:szCs w:val="20"/>
+                <w:rFonts w:ascii="Arial" w:cs="Arial" w:eastAsia="Arial" w:hAnsi="Arial"/>
+              </w:rPr>
+              <w:t xml:space="preserve">Documento técnico Word</w:t>
+            </w:r>
+          </w:p>
+        </w:tc>
+        <w:tc>
+          <w:tcPr>
+            <w:tcW w:type="dxa" w:w="2600"/>
+            <w:tcBorders>
+              <w:top w:val="single" w:color="D9E2EC" w:sz="1"/>
+              <w:left w:val="single" w:color="D9E2EC" w:sz="1"/>
+              <w:bottom w:val="single" w:color="D9E2EC" w:sz="1"/>
+              <w:right w:val="single" w:color="D9E2EC" w:sz="1"/>
+            </w:tcBorders>
+            <w:tcMar>
+              <w:top w:type="dxa" w:w="120"/>
+              <w:left w:type="dxa" w:w="140"/>
+              <w:bottom w:type="dxa" w:w="120"/>
+              <w:right w:type="dxa" w:w="140"/>
+            </w:tcMar>
+          </w:tcPr>
+          <w:p>
+            <w:pPr>
+              <w:jc w:val="left"/>
+            </w:pPr>
+            <w:r>
+              <w:rPr>
+                <w:b w:val="false"/>
+                <w:bCs w:val="false"/>
+                <w:color w:val="1F2937"/>
+                <w:sz w:val="20"/>
+                <w:szCs w:val="20"/>
+                <w:rFonts w:ascii="Arial" w:cs="Arial" w:eastAsia="Arial" w:hAnsi="Arial"/>
+              </w:rPr>
+              <w:t xml:space="preserve">scripts/md-to-docx.mjs</w:t>
+            </w:r>
+          </w:p>
+        </w:tc>
+        <w:tc>
+          <w:tcPr>
+            <w:tcW w:type="dxa" w:w="4960"/>
+            <w:tcBorders>
+              <w:top w:val="single" w:color="D9E2EC" w:sz="1"/>
+              <w:left w:val="single" w:color="D9E2EC" w:sz="1"/>
+              <w:bottom w:val="single" w:color="D9E2EC" w:sz="1"/>
+              <w:right w:val="single" w:color="D9E2EC" w:sz="1"/>
+            </w:tcBorders>
+            <w:tcMar>
+              <w:top w:type="dxa" w:w="120"/>
+              <w:left w:type="dxa" w:w="140"/>
+              <w:bottom w:type="dxa" w:w="120"/>
+              <w:right w:type="dxa" w:w="140"/>
+            </w:tcMar>
+          </w:tcPr>
+          <w:p>
+            <w:pPr>
+              <w:jc w:val="left"/>
+            </w:pPr>
+            <w:r>
+              <w:rPr>
+                <w:b w:val="false"/>
+                <w:bCs w:val="false"/>
+                <w:color w:val="1F2937"/>
+                <w:sz w:val="20"/>
+                <w:szCs w:val="20"/>
+                <w:rFonts w:ascii="Arial" w:cs="Arial" w:eastAsia="Arial" w:hAnsi="Arial"/>
+              </w:rPr>
+              <w:t xml:space="preserve">Convierte este Markdown a .docx, preservando encabezados, listas, bloques de código y tablas con columnas Word reales.</w:t>
+            </w:r>
+          </w:p>
+        </w:tc>
+      </w:tr>
+    </w:tbl>
+    <w:p>
+      <w:r>
+        <w:t xml:space="preserve"/>
+      </w:r>
+    </w:p>
+    <w:p>
+      <w:r>
+        <w:t xml:space="preserve"/>
+      </w:r>
+    </w:p>
+    <w:p>
+      <w:pPr>
+        <w:pStyle w:val="Heading1"/>
+      </w:pPr>
+      <w:r>
+        <w:rPr>
+          <w:rFonts w:ascii="Arial" w:cs="Arial" w:eastAsia="Arial" w:hAnsi="Arial"/>
+        </w:rPr>
+        <w:t xml:space="preserve">4. Funcionalidades Implementadas</w:t>
+      </w:r>
+    </w:p>
+    <w:p>
+      <w:r>
+        <w:t xml:space="preserve"/>
+      </w:r>
+    </w:p>
+    <w:p>
+      <w:r>
+        <w:rPr>
+          <w:rFonts w:ascii="Arial" w:cs="Arial" w:eastAsia="Arial" w:hAnsi="Arial"/>
+        </w:rPr>
         <w:t xml:space="preserve">Autenticación (dos modos)</w:t>
       </w:r>
     </w:p>
     <w:p>
-      <w:r>
-        <w:t xml:space="preserve">• Modo DEV (por defecto): usuarios persistidos en `backend/data/users.json` vía [UserDatabase.js](file:///Users/cesargomez/Desktop/PROYECTOFOOD%20PLAN/backend/src/models/UserDatabase.js). Rutas implementadas directamente en [server.js](file:///Users/cesargomez/Desktop/PROYECTOFOOD%20PLAN/backend/server.js#L144-L199, file:///Users/cesargomez/Desktop/PROYECTOFOOD%20PLAN/backend/server.js#L243-L317, file:///Users/cesargomez/Desktop/PROYECTOFOOD%20PLAN/backend/server.js#L319-L354).</w:t>
-      </w:r>
-    </w:p>
-    <w:p>
-      <w:r>
-        <w:t xml:space="preserve">• Modo DB (si `USE_DB_AUTH=true`): rutas de [authRoutes.js] montadas en `/api/auth` llaman a [authController.js](file:///Users/cesargomez/Desktop/PROYECTOFOOD%20PLAN/backend/src/controllers/authController.js). JWT firmado con `JWT_SECRET`.</w:t>
-      </w:r>
-    </w:p>
-    <w:p>
-      <w:r>
-        <w:t xml:space="preserve"/>
-      </w:r>
-    </w:p>
-    <w:p>
-      <w:r>
+      <w:pPr>
+        <w:pStyle w:val="ListParagraph"/>
+        <w:numPr>
+          <w:ilvl w:val="0"/>
+          <w:numId w:val="1"/>
+        </w:numPr>
+      </w:pPr>
+      <w:r>
+        <w:rPr>
+          <w:rFonts w:ascii="Arial" w:cs="Arial" w:eastAsia="Arial" w:hAnsi="Arial"/>
+        </w:rPr>
+        <w:t xml:space="preserve">Modo DEV (por defecto): usuarios persistidos en backend/data/users.json vía backend/src/models/UserDatabase.js. Rutas implementadas directamente en backend/server.js.</w:t>
+      </w:r>
+    </w:p>
+    <w:p>
+      <w:pPr>
+        <w:pStyle w:val="ListParagraph"/>
+        <w:numPr>
+          <w:ilvl w:val="0"/>
+          <w:numId w:val="1"/>
+        </w:numPr>
+      </w:pPr>
+      <w:r>
+        <w:rPr>
+          <w:rFonts w:ascii="Arial" w:cs="Arial" w:eastAsia="Arial" w:hAnsi="Arial"/>
+        </w:rPr>
+        <w:t xml:space="preserve">Modo DB (si USE_DB_AUTH=true): rutas de backend/src/routes/authRoutes.js montadas en /api/auth llaman a backend/src/controllers/authController.js. JWT firmado con JWT_SECRET.</w:t>
+      </w:r>
+    </w:p>
+    <w:p>
+      <w:r>
+        <w:t xml:space="preserve"/>
+      </w:r>
+    </w:p>
+    <w:p>
+      <w:r>
+        <w:rPr>
+          <w:rFonts w:ascii="Arial" w:cs="Arial" w:eastAsia="Arial" w:hAnsi="Arial"/>
+        </w:rPr>
         <w:t xml:space="preserve">Catálogo de Alimentos</w:t>
       </w:r>
     </w:p>
     <w:p>
-      <w:r>
-        <w:t xml:space="preserve">• Listado con paginación opcional `?page=1&amp;pageSize=25` y búsqueda por nombre/categoría: [getAllFoods/searchFoods](file:///Users/cesargomez/Desktop/PROYECTOFOOD%20PLAN/backend/src/controllers/foodController.js#L4-L27) y [L69-L113].</w:t>
-      </w:r>
-    </w:p>
-    <w:p>
-      <w:r>
-        <w:t xml:space="preserve">• Estadísticas por categoría: [getStats](file:///Users/cesargomez/Desktop/PROYECTOFOOD%20PLAN/backend/src/controllers/foodController.js#L137-L151).</w:t>
-      </w:r>
-    </w:p>
-    <w:p>
-      <w:r>
-        <w:t xml:space="preserve">• CRUD admin (crear/actualizar/eliminar) + import masivo + respaldo manual: [foodController](file:///Users/cesargomez/Desktop/PROYECTOFOOD%20PLAN/backend/src/controllers/foodController.js#L239-L376, file:///Users/cesargomez/Desktop/PROYECTOFOOD%20PLAN/backend/src/controllers/foodController.js#L384-L404).</w:t>
-      </w:r>
-    </w:p>
-    <w:p>
-      <w:r>
-        <w:t xml:space="preserve">• Frontend de gestión con paginador y resumen: [AdminFoodsManager.jsx](file:///Users/cesargomez/Desktop/PROYECTOFOOD%20PLAN/src/components/AdminFoodsManager.jsx#L35-L66, file:///Users/cesargomez/Desktop/PROYECTOFOOD%20PLAN/src/components/AdminFoodsManager.jsx#L75-L83).</w:t>
-      </w:r>
-    </w:p>
-    <w:p>
-      <w:r>
-        <w:t xml:space="preserve"/>
-      </w:r>
-    </w:p>
-    <w:p>
-      <w:r>
+      <w:pPr>
+        <w:pStyle w:val="ListParagraph"/>
+        <w:numPr>
+          <w:ilvl w:val="0"/>
+          <w:numId w:val="1"/>
+        </w:numPr>
+      </w:pPr>
+      <w:r>
+        <w:rPr>
+          <w:rFonts w:ascii="Arial" w:cs="Arial" w:eastAsia="Arial" w:hAnsi="Arial"/>
+        </w:rPr>
+        <w:t xml:space="preserve">Listado con paginación opcional ?page=1&amp;pageSize=25 y búsqueda por nombre/categoría en backend/src/controllers/foodController.js.</w:t>
+      </w:r>
+    </w:p>
+    <w:p>
+      <w:pPr>
+        <w:pStyle w:val="ListParagraph"/>
+        <w:numPr>
+          <w:ilvl w:val="0"/>
+          <w:numId w:val="1"/>
+        </w:numPr>
+      </w:pPr>
+      <w:r>
+        <w:rPr>
+          <w:rFonts w:ascii="Arial" w:cs="Arial" w:eastAsia="Arial" w:hAnsi="Arial"/>
+        </w:rPr>
+        <w:t xml:space="preserve">Estadísticas por categoría en getStats.</w:t>
+      </w:r>
+    </w:p>
+    <w:p>
+      <w:pPr>
+        <w:pStyle w:val="ListParagraph"/>
+        <w:numPr>
+          <w:ilvl w:val="0"/>
+          <w:numId w:val="1"/>
+        </w:numPr>
+      </w:pPr>
+      <w:r>
+        <w:rPr>
+          <w:rFonts w:ascii="Arial" w:cs="Arial" w:eastAsia="Arial" w:hAnsi="Arial"/>
+        </w:rPr>
+        <w:t xml:space="preserve">CRUD admin (crear/actualizar/eliminar) + import masivo + respaldo manual en foodController.</w:t>
+      </w:r>
+    </w:p>
+    <w:p>
+      <w:pPr>
+        <w:pStyle w:val="ListParagraph"/>
+        <w:numPr>
+          <w:ilvl w:val="0"/>
+          <w:numId w:val="1"/>
+        </w:numPr>
+      </w:pPr>
+      <w:r>
+        <w:rPr>
+          <w:rFonts w:ascii="Arial" w:cs="Arial" w:eastAsia="Arial" w:hAnsi="Arial"/>
+        </w:rPr>
+        <w:t xml:space="preserve">Frontend de gestión con paginador y resumen en src/components/AdminFoodsManager.jsx.</w:t>
+      </w:r>
+    </w:p>
+    <w:p>
+      <w:r>
+        <w:t xml:space="preserve"/>
+      </w:r>
+    </w:p>
+    <w:p>
+      <w:r>
+        <w:rPr>
+          <w:rFonts w:ascii="Arial" w:cs="Arial" w:eastAsia="Arial" w:hAnsi="Arial"/>
+        </w:rPr>
         <w:t xml:space="preserve">Recetas</w:t>
       </w:r>
     </w:p>
     <w:p>
-      <w:r>
-        <w:t xml:space="preserve">• API pública de consulta y búsqueda + rutas protegidas para crear/editar/eliminar/importar: [recipeRoutes.js](file:///Users/cesargomez/Desktop/PROYECTOFOOD%20PLAN/backend/src/routes/recipeRoutes.js#L6-L16), [recipeController.js](file:///Users/cesargomez/Desktop/PROYECTOFOOD%20PLAN/backend/src/controllers/recipeController.js#L4-L16).</w:t>
-      </w:r>
-    </w:p>
-    <w:p>
-      <w:r>
-        <w:t xml:space="preserve">• UI de biblioteca, búsqueda, modal de detalle con escalado por porciones, e importación por texto: [Recipes.jsx](file:///Users/cesargomez/Desktop/PROYECTOFOOD%20PLAN/src/components/Recipes.jsx#L333-L339, file:///Users/cesargomez/Desktop/PROYECTOFOOD%20PLAN/src/components/Recipes.jsx#L346-L435).</w:t>
-      </w:r>
-    </w:p>
-    <w:p>
-      <w:r>
-        <w:t xml:space="preserve"/>
-      </w:r>
-    </w:p>
-    <w:p>
-      <w:r>
+      <w:pPr>
+        <w:pStyle w:val="ListParagraph"/>
+        <w:numPr>
+          <w:ilvl w:val="0"/>
+          <w:numId w:val="1"/>
+        </w:numPr>
+      </w:pPr>
+      <w:r>
+        <w:rPr>
+          <w:rFonts w:ascii="Arial" w:cs="Arial" w:eastAsia="Arial" w:hAnsi="Arial"/>
+        </w:rPr>
+        <w:t xml:space="preserve">API pública de consulta y búsqueda + rutas protegidas para crear/editar/eliminar/importar: backend/src/routes/recipeRoutes.js y backend/src/controllers/recipeController.js.</w:t>
+      </w:r>
+    </w:p>
+    <w:p>
+      <w:pPr>
+        <w:pStyle w:val="ListParagraph"/>
+        <w:numPr>
+          <w:ilvl w:val="0"/>
+          <w:numId w:val="1"/>
+        </w:numPr>
+      </w:pPr>
+      <w:r>
+        <w:rPr>
+          <w:rFonts w:ascii="Arial" w:cs="Arial" w:eastAsia="Arial" w:hAnsi="Arial"/>
+        </w:rPr>
+        <w:t xml:space="preserve">UI de biblioteca, búsqueda, modal de detalle con escalado por porciones, e importación por texto en src/components/Recipes.jsx.</w:t>
+      </w:r>
+    </w:p>
+    <w:p>
+      <w:r>
+        <w:t xml:space="preserve"/>
+      </w:r>
+    </w:p>
+    <w:p>
+      <w:r>
+        <w:rPr>
+          <w:rFonts w:ascii="Arial" w:cs="Arial" w:eastAsia="Arial" w:hAnsi="Arial"/>
+        </w:rPr>
         <w:t xml:space="preserve">Registro Diario (Food Log) y Totales</w:t>
       </w:r>
     </w:p>
     <w:p>
-      <w:r>
-        <w:t xml:space="preserve">• Cálculo de totales por fecha expuesto en `/api/food-log/totals?fecha=YYYY-MM-DD` (ver rutas/controlador en backend). Panel de resumen del día en [Dashboard.jsx](file:///Users/cesargomez/Desktop/PROYECTOFOOD%20PLAN/src/components/Dashboard.jsx#L148-L179).</w:t>
-      </w:r>
-    </w:p>
-    <w:p>
-      <w:r>
-        <w:t xml:space="preserve"/>
-      </w:r>
-    </w:p>
-    <w:p>
-      <w:r>
+      <w:pPr>
+        <w:pStyle w:val="ListParagraph"/>
+        <w:numPr>
+          <w:ilvl w:val="0"/>
+          <w:numId w:val="1"/>
+        </w:numPr>
+      </w:pPr>
+      <w:r>
+        <w:rPr>
+          <w:rFonts w:ascii="Arial" w:cs="Arial" w:eastAsia="Arial" w:hAnsi="Arial"/>
+        </w:rPr>
+        <w:t xml:space="preserve">Cálculo de totales por fecha expuesto en /api/food-log/totals?fecha=YYYY-MM-DD. Panel de resumen del día en src/components/Dashboard.jsx.</w:t>
+      </w:r>
+    </w:p>
+    <w:p>
+      <w:r>
+        <w:t xml:space="preserve"/>
+      </w:r>
+    </w:p>
+    <w:p>
+      <w:r>
+        <w:rPr>
+          <w:rFonts w:ascii="Arial" w:cs="Arial" w:eastAsia="Arial" w:hAnsi="Arial"/>
+        </w:rPr>
         <w:t xml:space="preserve">Sugerencias con IA y Equivalentes</w:t>
       </w:r>
     </w:p>
     <w:p>
-      <w:r>
-        <w:t xml:space="preserve">• Endpoints `/api/ai/*` autenticados: [aiRoutes.js](file:///Users/cesargomez/Desktop/PROYECTOFOOD%20PLAN/backend/src/routes/aiRoutes.js#L6-L20).</w:t>
-      </w:r>
-    </w:p>
-    <w:p>
-      <w:r>
-        <w:t xml:space="preserve">• Generación de sugerencias usando OpenAI/Gemini o fallback determinístico con equivalentes: [aiController.js](file:///Users/cesargomez/Desktop/PROYECTOFOOD%20PLAN/backend/src/controllers/aiController.js#L112-L176, file:///Users/cesargomez/Desktop/PROYECTOFOOD%20PLAN/backend/src/controllers/aiController.js#L350-L369).</w:t>
-      </w:r>
-    </w:p>
-    <w:p>
-      <w:r>
-        <w:t xml:space="preserve"/>
-      </w:r>
-    </w:p>
-    <w:p>
-      <w:r>
+      <w:pPr>
+        <w:pStyle w:val="ListParagraph"/>
+        <w:numPr>
+          <w:ilvl w:val="0"/>
+          <w:numId w:val="1"/>
+        </w:numPr>
+      </w:pPr>
+      <w:r>
+        <w:rPr>
+          <w:rFonts w:ascii="Arial" w:cs="Arial" w:eastAsia="Arial" w:hAnsi="Arial"/>
+        </w:rPr>
+        <w:t xml:space="preserve">Endpoints /api/ai/* autenticados en backend/src/routes/aiRoutes.js.</w:t>
+      </w:r>
+    </w:p>
+    <w:p>
+      <w:pPr>
+        <w:pStyle w:val="ListParagraph"/>
+        <w:numPr>
+          <w:ilvl w:val="0"/>
+          <w:numId w:val="1"/>
+        </w:numPr>
+      </w:pPr>
+      <w:r>
+        <w:rPr>
+          <w:rFonts w:ascii="Arial" w:cs="Arial" w:eastAsia="Arial" w:hAnsi="Arial"/>
+        </w:rPr>
+        <w:t xml:space="preserve">Generación de sugerencias usando IA local (Ollama) o fallback determinístico con equivalentes: ver backend/src/controllers/aiController.js.</w:t>
+      </w:r>
+    </w:p>
+    <w:p>
+      <w:r>
+        <w:t xml:space="preserve"/>
+      </w:r>
+    </w:p>
+    <w:p>
+      <w:r>
+        <w:rPr>
+          <w:rFonts w:ascii="Arial" w:cs="Arial" w:eastAsia="Arial" w:hAnsi="Arial"/>
+        </w:rPr>
         <w:t xml:space="preserve">Módulos de Administración</w:t>
       </w:r>
     </w:p>
     <w:p>
-      <w:r>
-        <w:t xml:space="preserve">• Usuarios/Roles, Planes, Gimnasios, Entrenadores, Cuentas: rutas en `/api/*` (ver carpeta routes) y vistas en `src/components/*` (AdminUsers, AdminPlans, AdminGyms, AdminTrainers, AdminCompanies).</w:t>
+      <w:pPr>
+        <w:pStyle w:val="ListParagraph"/>
+        <w:numPr>
+          <w:ilvl w:val="0"/>
+          <w:numId w:val="1"/>
+        </w:numPr>
+      </w:pPr>
+      <w:r>
+        <w:rPr>
+          <w:rFonts w:ascii="Arial" w:cs="Arial" w:eastAsia="Arial" w:hAnsi="Arial"/>
+        </w:rPr>
+        <w:t xml:space="preserve">Usuarios/Roles, Planes, Gimnasios, Entrenadores, Cuentas: rutas en /api/ (ver carpeta routes) y vistas en src/components/ (AdminUsers, AdminPlans, AdminGyms, AdminTrainers, AdminCompanies).</w:t>
       </w:r>
     </w:p>
     <w:p>
@@ -883,87 +2740,184 @@
         <w:pStyle w:val="Heading1"/>
       </w:pPr>
       <w:r>
-        <w:t xml:space="preserve">4. Características Específicas y Decisiones</w:t>
-      </w:r>
-    </w:p>
-    <w:p>
-      <w:r>
-        <w:t xml:space="preserve"/>
-      </w:r>
-    </w:p>
-    <w:p>
-      <w:r>
-        <w:t xml:space="preserve">• Modo dual de autenticación:</w:t>
-      </w:r>
-    </w:p>
-    <w:p>
-      <w:r>
+        <w:rPr>
+          <w:rFonts w:ascii="Arial" w:cs="Arial" w:eastAsia="Arial" w:hAnsi="Arial"/>
+        </w:rPr>
+        <w:t xml:space="preserve">5. Características Específicas y Decisiones</w:t>
+      </w:r>
+    </w:p>
+    <w:p>
+      <w:r>
+        <w:t xml:space="preserve"/>
+      </w:r>
+    </w:p>
+    <w:p>
+      <w:pPr>
+        <w:pStyle w:val="ListParagraph"/>
+        <w:numPr>
+          <w:ilvl w:val="0"/>
+          <w:numId w:val="1"/>
+        </w:numPr>
+      </w:pPr>
+      <w:r>
+        <w:rPr>
+          <w:rFonts w:ascii="Arial" w:cs="Arial" w:eastAsia="Arial" w:hAnsi="Arial"/>
+        </w:rPr>
+        <w:t xml:space="preserve">Modo dual de autenticación:</w:t>
+      </w:r>
+    </w:p>
+    <w:p>
+      <w:r>
+        <w:rPr>
+          <w:rFonts w:ascii="Arial" w:cs="Arial" w:eastAsia="Arial" w:hAnsi="Arial"/>
+        </w:rPr>
         <w:t xml:space="preserve">  - DEV: JSON persistente para rapidez y menor fricción.</w:t>
       </w:r>
     </w:p>
     <w:p>
       <w:r>
-        <w:t xml:space="preserve">  - DB: PostgreSQL/MySQL vía `dbClient` configurable por variables. La lógica de auth cambia a `authController` y rutas `/api/auth` (JWT emitido con expiración configurable).</w:t>
-      </w:r>
-    </w:p>
-    <w:p>
-      <w:r>
-        <w:t xml:space="preserve">• CORS estricto por lista blanca:</w:t>
-      </w:r>
-    </w:p>
-    <w:p>
-      <w:r>
-        <w:t xml:space="preserve">  - Orígenes permitidos por defecto + `CORS_ORIGIN` (CSV). Ver [server.js](file:///Users/cesargomez/Desktop/PROYECTOFOOD%20PLAN/backend/server.js#L68-L89).</w:t>
-      </w:r>
-    </w:p>
-    <w:p>
-      <w:r>
-        <w:t xml:space="preserve">• Sincronización de cuentas demo/core en arranque (dev/DB):</w:t>
-      </w:r>
-    </w:p>
-    <w:p>
-      <w:r>
-        <w:t xml:space="preserve">  - Creación/actualización de usuarios demo y cuentas núcleo. Ver `syncDemoAndCoreAccounts()` en [server.js](file:///Users/cesargomez/Desktop/PROYECTOFOOD%20PLAN/backend/server.js#L26-L63).</w:t>
-      </w:r>
-    </w:p>
-    <w:p>
-      <w:r>
-        <w:t xml:space="preserve">• Persistencia JSON con backups timestamp:</w:t>
-      </w:r>
-    </w:p>
-    <w:p>
-      <w:r>
-        <w:t xml:space="preserve">  - `JsonStore.backup()` crea archivos `*.backup.YYYY...json`. Ver [JsonStore.js](file:///Users/cesargomez/Desktop/PROYECTOFOOD%20PLAN/backend/src/utils/JsonStore.js#L16-L31).</w:t>
-      </w:r>
-    </w:p>
-    <w:p>
-      <w:r>
-        <w:t xml:space="preserve">• Frontend selecciona base de API automáticamente:</w:t>
-      </w:r>
-    </w:p>
-    <w:p>
-      <w:r>
-        <w:t xml:space="preserve">  - Si está en `localhost`, fuerza `http://localhost:3001/api`; en producción, usa `VITE_API_BASE_URL` o `prodBase`. Ver [api.js](file:///Users/cesargomez/Desktop/PROYECTOFOOD%20PLAN/src/services/api.js#L11-L22).</w:t>
-      </w:r>
-    </w:p>
-    <w:p>
-      <w:r>
-        <w:t xml:space="preserve">• Interceptores Axios:</w:t>
-      </w:r>
-    </w:p>
-    <w:p>
-      <w:r>
-        <w:t xml:space="preserve">  - Inyecta `Authorization: Bearer &lt;token&gt;` y repara base ante CORS/red en dev. Ver [api.js](file:///Users/cesargomez/Desktop/PROYECTOFOOD%20PLAN/src/services/api.js#L46-L55, file:///Users/cesargomez/Desktop/PROYECTOFOOD%20PLAN/src/services/api.js#L55-L92).</w:t>
-      </w:r>
-    </w:p>
-    <w:p>
-      <w:r>
-        <w:t xml:space="preserve">• UI y estilos:</w:t>
-      </w:r>
-    </w:p>
-    <w:p>
-      <w:r>
-        <w:t xml:space="preserve">  - Tailwind CSS 4 con utilidades componibles (botones, modales). Clases de modal global: [index.css](file:///Users/cesargomez/Desktop/PROYECTOFOOD%20PLAN/src/index.css#L85-L99).</w:t>
+        <w:rPr>
+          <w:rFonts w:ascii="Arial" w:cs="Arial" w:eastAsia="Arial" w:hAnsi="Arial"/>
+        </w:rPr>
+        <w:t xml:space="preserve">  - DB: PostgreSQL/MySQL vía dbClient configurable por variables. La lógica de auth cambia a authController y rutas /api/auth (JWT emitido con expiración configurable).</w:t>
+      </w:r>
+    </w:p>
+    <w:p>
+      <w:pPr>
+        <w:pStyle w:val="ListParagraph"/>
+        <w:numPr>
+          <w:ilvl w:val="0"/>
+          <w:numId w:val="1"/>
+        </w:numPr>
+      </w:pPr>
+      <w:r>
+        <w:rPr>
+          <w:rFonts w:ascii="Arial" w:cs="Arial" w:eastAsia="Arial" w:hAnsi="Arial"/>
+        </w:rPr>
+        <w:t xml:space="preserve">CORS estricto por lista blanca:</w:t>
+      </w:r>
+    </w:p>
+    <w:p>
+      <w:r>
+        <w:rPr>
+          <w:rFonts w:ascii="Arial" w:cs="Arial" w:eastAsia="Arial" w:hAnsi="Arial"/>
+        </w:rPr>
+        <w:t xml:space="preserve">  - Orígenes permitidos por defecto + CORS_ORIGIN (CSV). Ver backend/server.js.</w:t>
+      </w:r>
+    </w:p>
+    <w:p>
+      <w:pPr>
+        <w:pStyle w:val="ListParagraph"/>
+        <w:numPr>
+          <w:ilvl w:val="0"/>
+          <w:numId w:val="1"/>
+        </w:numPr>
+      </w:pPr>
+      <w:r>
+        <w:rPr>
+          <w:rFonts w:ascii="Arial" w:cs="Arial" w:eastAsia="Arial" w:hAnsi="Arial"/>
+        </w:rPr>
+        <w:t xml:space="preserve">Sincronización de cuentas demo/core en arranque (dev/DB):</w:t>
+      </w:r>
+    </w:p>
+    <w:p>
+      <w:r>
+        <w:rPr>
+          <w:rFonts w:ascii="Arial" w:cs="Arial" w:eastAsia="Arial" w:hAnsi="Arial"/>
+        </w:rPr>
+        <w:t xml:space="preserve">  - Creación/actualización de usuarios demo y cuentas núcleo. Ver syncDemoAndCoreAccounts() en backend/server.js.</w:t>
+      </w:r>
+    </w:p>
+    <w:p>
+      <w:pPr>
+        <w:pStyle w:val="ListParagraph"/>
+        <w:numPr>
+          <w:ilvl w:val="0"/>
+          <w:numId w:val="1"/>
+        </w:numPr>
+      </w:pPr>
+      <w:r>
+        <w:rPr>
+          <w:rFonts w:ascii="Arial" w:cs="Arial" w:eastAsia="Arial" w:hAnsi="Arial"/>
+        </w:rPr>
+        <w:t xml:space="preserve">Persistencia JSON con backups timestamp:</w:t>
+      </w:r>
+    </w:p>
+    <w:p>
+      <w:r>
+        <w:rPr>
+          <w:rFonts w:ascii="Arial" w:cs="Arial" w:eastAsia="Arial" w:hAnsi="Arial"/>
+        </w:rPr>
+        <w:t xml:space="preserve">  - JsonStore.backup() crea archivos *.backup.YYYY...json. Ver backend/src/utils/JsonStore.js.</w:t>
+      </w:r>
+    </w:p>
+    <w:p>
+      <w:pPr>
+        <w:pStyle w:val="ListParagraph"/>
+        <w:numPr>
+          <w:ilvl w:val="0"/>
+          <w:numId w:val="1"/>
+        </w:numPr>
+      </w:pPr>
+      <w:r>
+        <w:rPr>
+          <w:rFonts w:ascii="Arial" w:cs="Arial" w:eastAsia="Arial" w:hAnsi="Arial"/>
+        </w:rPr>
+        <w:t xml:space="preserve">Frontend selecciona base de API automáticamente:</w:t>
+      </w:r>
+    </w:p>
+    <w:p>
+      <w:r>
+        <w:rPr>
+          <w:rFonts w:ascii="Arial" w:cs="Arial" w:eastAsia="Arial" w:hAnsi="Arial"/>
+        </w:rPr>
+        <w:t xml:space="preserve">  - Si está en localhost, fuerza http://localhost:3001/api; en producción, usa VITE_API_BASE_URL o prodBase. Ver src/services/api.js.</w:t>
+      </w:r>
+    </w:p>
+    <w:p>
+      <w:pPr>
+        <w:pStyle w:val="ListParagraph"/>
+        <w:numPr>
+          <w:ilvl w:val="0"/>
+          <w:numId w:val="1"/>
+        </w:numPr>
+      </w:pPr>
+      <w:r>
+        <w:rPr>
+          <w:rFonts w:ascii="Arial" w:cs="Arial" w:eastAsia="Arial" w:hAnsi="Arial"/>
+        </w:rPr>
+        <w:t xml:space="preserve">Interceptores Axios:</w:t>
+      </w:r>
+    </w:p>
+    <w:p>
+      <w:r>
+        <w:rPr>
+          <w:rFonts w:ascii="Arial" w:cs="Arial" w:eastAsia="Arial" w:hAnsi="Arial"/>
+        </w:rPr>
+        <w:t xml:space="preserve">  - Inyecta Authorization: Bearer &lt;token&gt; y repara base ante CORS/red en dev. Ver src/services/api.js.</w:t>
+      </w:r>
+    </w:p>
+    <w:p>
+      <w:pPr>
+        <w:pStyle w:val="ListParagraph"/>
+        <w:numPr>
+          <w:ilvl w:val="0"/>
+          <w:numId w:val="1"/>
+        </w:numPr>
+      </w:pPr>
+      <w:r>
+        <w:rPr>
+          <w:rFonts w:ascii="Arial" w:cs="Arial" w:eastAsia="Arial" w:hAnsi="Arial"/>
+        </w:rPr>
+        <w:t xml:space="preserve">UI y estilos:</w:t>
+      </w:r>
+    </w:p>
+    <w:p>
+      <w:r>
+        <w:rPr>
+          <w:rFonts w:ascii="Arial" w:cs="Arial" w:eastAsia="Arial" w:hAnsi="Arial"/>
+        </w:rPr>
+        <w:t xml:space="preserve">  - Tailwind CSS 4 con utilidades componibles (botones, modales). Clases globales en src/index.css.</w:t>
       </w:r>
     </w:p>
     <w:p>
@@ -976,192 +2930,371 @@
         <w:pStyle w:val="Heading1"/>
       </w:pPr>
       <w:r>
-        <w:t xml:space="preserve">5. Configuración y Despliegue</w:t>
-      </w:r>
-    </w:p>
-    <w:p>
-      <w:r>
-        <w:t xml:space="preserve"/>
-      </w:r>
-    </w:p>
-    <w:p>
-      <w:r>
+        <w:rPr>
+          <w:rFonts w:ascii="Arial" w:cs="Arial" w:eastAsia="Arial" w:hAnsi="Arial"/>
+        </w:rPr>
+        <w:t xml:space="preserve">6. Configuración y Despliegue</w:t>
+      </w:r>
+    </w:p>
+    <w:p>
+      <w:r>
+        <w:t xml:space="preserve"/>
+      </w:r>
+    </w:p>
+    <w:p>
+      <w:r>
+        <w:rPr>
+          <w:rFonts w:ascii="Arial" w:cs="Arial" w:eastAsia="Arial" w:hAnsi="Arial"/>
+        </w:rPr>
         <w:t xml:space="preserve">Variables de Entorno (backend)</w:t>
       </w:r>
     </w:p>
     <w:p>
-      <w:r>
-        <w:t xml:space="preserve">• Puerto y CORS:</w:t>
-      </w:r>
-    </w:p>
-    <w:p>
-      <w:r>
-        <w:t xml:space="preserve">  - `PORT` (por defecto 3001).</w:t>
-      </w:r>
-    </w:p>
-    <w:p>
-      <w:r>
-        <w:t xml:space="preserve">  - `CORS_ORIGIN` (CSV de orígenes adicionales).</w:t>
-      </w:r>
-    </w:p>
-    <w:p>
-      <w:r>
-        <w:t xml:space="preserve">• Autenticación:</w:t>
-      </w:r>
-    </w:p>
-    <w:p>
-      <w:r>
-        <w:t xml:space="preserve">  - `USE_DB_AUTH` (`true|false`): activa modo DB.</w:t>
-      </w:r>
-    </w:p>
-    <w:p>
-      <w:r>
-        <w:t xml:space="preserve">  - `JWT_SECRET` (requerido en modo DB; en dev usa fallback `'secret_key_dev'` en algunos paths).</w:t>
-      </w:r>
-    </w:p>
-    <w:p>
-      <w:r>
-        <w:t xml:space="preserve">  - `JWT_EXPIRES_IN` (ej. `7d`).</w:t>
-      </w:r>
-    </w:p>
-    <w:p>
-      <w:r>
-        <w:t xml:space="preserve">• Base de datos (modo DB):</w:t>
-      </w:r>
-    </w:p>
-    <w:p>
-      <w:r>
-        <w:t xml:space="preserve">  - `DB_CLIENT` (`pg`|`mysql`), `DB_HOST`, `DB_PORT`, `DB_NAME`, `DB_USER`, `DB_PASSWORD`.</w:t>
-      </w:r>
-    </w:p>
-    <w:p>
-      <w:r>
-        <w:t xml:space="preserve">  - `DB_SSL` (`true|false`), `DB_CA_PATH` (ruta del CA si se usa SSL).</w:t>
-      </w:r>
-    </w:p>
-    <w:p>
-      <w:r>
-        <w:t xml:space="preserve">• IA (opcional):</w:t>
-      </w:r>
-    </w:p>
-    <w:p>
-      <w:r>
-        <w:t xml:space="preserve">  - `OPENAI_API_KEY`, `GOOGLE_API_KEY`.</w:t>
-      </w:r>
-    </w:p>
-    <w:p>
-      <w:r>
-        <w:t xml:space="preserve">• DEMO/Seed:</w:t>
-      </w:r>
-    </w:p>
-    <w:p>
-      <w:r>
-        <w:t xml:space="preserve">  - `DEMO_USER_EMAIL`, `DEMO_PASSWORD`, `CORE_ACCOUNT_EMAILS` (CSV), `CORE_PASSWORD`.</w:t>
-      </w:r>
-    </w:p>
-    <w:p>
-      <w:r>
-        <w:t xml:space="preserve">• Persistencia JSON:</w:t>
-      </w:r>
-    </w:p>
-    <w:p>
-      <w:r>
-        <w:t xml:space="preserve">  - `JSON_DATA_DIR` (directorio alterno para archivos .json).</w:t>
-      </w:r>
-    </w:p>
-    <w:p>
-      <w:r>
-        <w:t xml:space="preserve"/>
-      </w:r>
-    </w:p>
-    <w:p>
-      <w:r>
+      <w:pPr>
+        <w:pStyle w:val="ListParagraph"/>
+        <w:numPr>
+          <w:ilvl w:val="0"/>
+          <w:numId w:val="1"/>
+        </w:numPr>
+      </w:pPr>
+      <w:r>
+        <w:rPr>
+          <w:rFonts w:ascii="Arial" w:cs="Arial" w:eastAsia="Arial" w:hAnsi="Arial"/>
+        </w:rPr>
+        <w:t xml:space="preserve">Puerto y CORS:</w:t>
+      </w:r>
+    </w:p>
+    <w:p>
+      <w:r>
+        <w:rPr>
+          <w:rFonts w:ascii="Arial" w:cs="Arial" w:eastAsia="Arial" w:hAnsi="Arial"/>
+        </w:rPr>
+        <w:t xml:space="preserve">  - PORT (por defecto 3001).</w:t>
+      </w:r>
+    </w:p>
+    <w:p>
+      <w:r>
+        <w:rPr>
+          <w:rFonts w:ascii="Arial" w:cs="Arial" w:eastAsia="Arial" w:hAnsi="Arial"/>
+        </w:rPr>
+        <w:t xml:space="preserve">  - CORS_ORIGIN (CSV de orígenes adicionales).</w:t>
+      </w:r>
+    </w:p>
+    <w:p>
+      <w:pPr>
+        <w:pStyle w:val="ListParagraph"/>
+        <w:numPr>
+          <w:ilvl w:val="0"/>
+          <w:numId w:val="1"/>
+        </w:numPr>
+      </w:pPr>
+      <w:r>
+        <w:rPr>
+          <w:rFonts w:ascii="Arial" w:cs="Arial" w:eastAsia="Arial" w:hAnsi="Arial"/>
+        </w:rPr>
+        <w:t xml:space="preserve">Autenticación:</w:t>
+      </w:r>
+    </w:p>
+    <w:p>
+      <w:r>
+        <w:rPr>
+          <w:rFonts w:ascii="Arial" w:cs="Arial" w:eastAsia="Arial" w:hAnsi="Arial"/>
+        </w:rPr>
+        <w:t xml:space="preserve">  - USE_DB_AUTH (true|false): activa modo DB.</w:t>
+      </w:r>
+    </w:p>
+    <w:p>
+      <w:r>
+        <w:rPr>
+          <w:rFonts w:ascii="Arial" w:cs="Arial" w:eastAsia="Arial" w:hAnsi="Arial"/>
+        </w:rPr>
+        <w:t xml:space="preserve">  - JWT_SECRET (requerido en modo DB; en dev usa fallback 'secret_key_dev' en algunos paths).</w:t>
+      </w:r>
+    </w:p>
+    <w:p>
+      <w:r>
+        <w:rPr>
+          <w:rFonts w:ascii="Arial" w:cs="Arial" w:eastAsia="Arial" w:hAnsi="Arial"/>
+        </w:rPr>
+        <w:t xml:space="preserve">  - JWT_EXPIRES_IN (ej. 7d).</w:t>
+      </w:r>
+    </w:p>
+    <w:p>
+      <w:pPr>
+        <w:pStyle w:val="ListParagraph"/>
+        <w:numPr>
+          <w:ilvl w:val="0"/>
+          <w:numId w:val="1"/>
+        </w:numPr>
+      </w:pPr>
+      <w:r>
+        <w:rPr>
+          <w:rFonts w:ascii="Arial" w:cs="Arial" w:eastAsia="Arial" w:hAnsi="Arial"/>
+        </w:rPr>
+        <w:t xml:space="preserve">Base de datos (modo DB):</w:t>
+      </w:r>
+    </w:p>
+    <w:p>
+      <w:r>
+        <w:rPr>
+          <w:rFonts w:ascii="Arial" w:cs="Arial" w:eastAsia="Arial" w:hAnsi="Arial"/>
+        </w:rPr>
+        <w:t xml:space="preserve">  - DB_CLIENT (pg|mysql), DB_HOST, DB_PORT, DB_NAME, DB_USER, DB_PASSWORD.</w:t>
+      </w:r>
+    </w:p>
+    <w:p>
+      <w:r>
+        <w:rPr>
+          <w:rFonts w:ascii="Arial" w:cs="Arial" w:eastAsia="Arial" w:hAnsi="Arial"/>
+        </w:rPr>
+        <w:t xml:space="preserve">  - DB_SSL (true|false), DB_CA_PATH (ruta del CA si se usa SSL).</w:t>
+      </w:r>
+    </w:p>
+    <w:p>
+      <w:pPr>
+        <w:pStyle w:val="ListParagraph"/>
+        <w:numPr>
+          <w:ilvl w:val="0"/>
+          <w:numId w:val="1"/>
+        </w:numPr>
+      </w:pPr>
+      <w:r>
+        <w:rPr>
+          <w:rFonts w:ascii="Arial" w:cs="Arial" w:eastAsia="Arial" w:hAnsi="Arial"/>
+        </w:rPr>
+        <w:t xml:space="preserve">IA (opcional):</w:t>
+      </w:r>
+    </w:p>
+    <w:p>
+      <w:r>
+        <w:rPr>
+          <w:rFonts w:ascii="Arial" w:cs="Arial" w:eastAsia="Arial" w:hAnsi="Arial"/>
+        </w:rPr>
+        <w:t xml:space="preserve">  - OLLAMA_BASE_URL, OLLAMA_MODEL (IA local).</w:t>
+      </w:r>
+    </w:p>
+    <w:p>
+      <w:pPr>
+        <w:pStyle w:val="ListParagraph"/>
+        <w:numPr>
+          <w:ilvl w:val="0"/>
+          <w:numId w:val="1"/>
+        </w:numPr>
+      </w:pPr>
+      <w:r>
+        <w:rPr>
+          <w:rFonts w:ascii="Arial" w:cs="Arial" w:eastAsia="Arial" w:hAnsi="Arial"/>
+        </w:rPr>
+        <w:t xml:space="preserve">DEMO/Seed:</w:t>
+      </w:r>
+    </w:p>
+    <w:p>
+      <w:r>
+        <w:rPr>
+          <w:rFonts w:ascii="Arial" w:cs="Arial" w:eastAsia="Arial" w:hAnsi="Arial"/>
+        </w:rPr>
+        <w:t xml:space="preserve">  - DEMO_USER_EMAIL, DEMO_PASSWORD, CORE_ACCOUNT_EMAILS (CSV), CORE_PASSWORD.</w:t>
+      </w:r>
+    </w:p>
+    <w:p>
+      <w:pPr>
+        <w:pStyle w:val="ListParagraph"/>
+        <w:numPr>
+          <w:ilvl w:val="0"/>
+          <w:numId w:val="1"/>
+        </w:numPr>
+      </w:pPr>
+      <w:r>
+        <w:rPr>
+          <w:rFonts w:ascii="Arial" w:cs="Arial" w:eastAsia="Arial" w:hAnsi="Arial"/>
+        </w:rPr>
+        <w:t xml:space="preserve">Persistencia JSON:</w:t>
+      </w:r>
+    </w:p>
+    <w:p>
+      <w:r>
+        <w:rPr>
+          <w:rFonts w:ascii="Arial" w:cs="Arial" w:eastAsia="Arial" w:hAnsi="Arial"/>
+        </w:rPr>
+        <w:t xml:space="preserve">  - JSON_DATA_DIR (directorio alterno para archivos .json).</w:t>
+      </w:r>
+    </w:p>
+    <w:p>
+      <w:r>
+        <w:t xml:space="preserve"/>
+      </w:r>
+    </w:p>
+    <w:p>
+      <w:r>
+        <w:rPr>
+          <w:rFonts w:ascii="Arial" w:cs="Arial" w:eastAsia="Arial" w:hAnsi="Arial"/>
+        </w:rPr>
         <w:t xml:space="preserve">Variables (frontend)</w:t>
       </w:r>
     </w:p>
     <w:p>
-      <w:r>
-        <w:t xml:space="preserve">• `VITE_API_BASE_URL`: base de la API para producción; el código añade `/api` si falta. En local siempre usa `http://localhost:3001/api`.</w:t>
-      </w:r>
-    </w:p>
-    <w:p>
-      <w:r>
-        <w:t xml:space="preserve"/>
-      </w:r>
-    </w:p>
-    <w:p>
-      <w:r>
+      <w:pPr>
+        <w:pStyle w:val="ListParagraph"/>
+        <w:numPr>
+          <w:ilvl w:val="0"/>
+          <w:numId w:val="1"/>
+        </w:numPr>
+      </w:pPr>
+      <w:r>
+        <w:rPr>
+          <w:rFonts w:ascii="Arial" w:cs="Arial" w:eastAsia="Arial" w:hAnsi="Arial"/>
+        </w:rPr>
+        <w:t xml:space="preserve">VITE_API_BASE_URL: base de la API para producción; el código añade /api si falta. En local siempre usa http://localhost:3001/api.</w:t>
+      </w:r>
+    </w:p>
+    <w:p>
+      <w:r>
+        <w:t xml:space="preserve"/>
+      </w:r>
+    </w:p>
+    <w:p>
+      <w:r>
+        <w:rPr>
+          <w:rFonts w:ascii="Arial" w:cs="Arial" w:eastAsia="Arial" w:hAnsi="Arial"/>
+        </w:rPr>
         <w:t xml:space="preserve">Scripts</w:t>
       </w:r>
     </w:p>
     <w:p>
-      <w:r>
-        <w:t xml:space="preserve">• Raíz:</w:t>
-      </w:r>
-    </w:p>
-    <w:p>
-      <w:r>
-        <w:t xml:space="preserve">  - `npm run dev:all` — corre frontend (Vite) y backend (nodemon) en paralelo.</w:t>
-      </w:r>
-    </w:p>
-    <w:p>
-      <w:r>
-        <w:t xml:space="preserve">  - `npm run build` — build Vite.</w:t>
-      </w:r>
-    </w:p>
-    <w:p>
-      <w:r>
-        <w:t xml:space="preserve">  - `npm run preview` — previsualización estática en puerto 10000.</w:t>
-      </w:r>
-    </w:p>
-    <w:p>
-      <w:r>
-        <w:t xml:space="preserve">• Backend:</w:t>
-      </w:r>
-    </w:p>
-    <w:p>
-      <w:r>
-        <w:t xml:space="preserve">  - `npm run dev` — arranque con nodemon.</w:t>
-      </w:r>
-    </w:p>
-    <w:p>
-      <w:r>
-        <w:t xml:space="preserve">  - `npm start` — producción.</w:t>
-      </w:r>
-    </w:p>
-    <w:p>
-      <w:r>
-        <w:t xml:space="preserve">  - `npm run cleanup:foods` — limpieza de catálogo (script utilitario).</w:t>
-      </w:r>
-    </w:p>
-    <w:p>
-      <w:r>
-        <w:t xml:space="preserve"/>
-      </w:r>
-    </w:p>
-    <w:p>
-      <w:r>
+      <w:pPr>
+        <w:pStyle w:val="ListParagraph"/>
+        <w:numPr>
+          <w:ilvl w:val="0"/>
+          <w:numId w:val="1"/>
+        </w:numPr>
+      </w:pPr>
+      <w:r>
+        <w:rPr>
+          <w:rFonts w:ascii="Arial" w:cs="Arial" w:eastAsia="Arial" w:hAnsi="Arial"/>
+        </w:rPr>
+        <w:t xml:space="preserve">Raíz:</w:t>
+      </w:r>
+    </w:p>
+    <w:p>
+      <w:r>
+        <w:rPr>
+          <w:rFonts w:ascii="Arial" w:cs="Arial" w:eastAsia="Arial" w:hAnsi="Arial"/>
+        </w:rPr>
+        <w:t xml:space="preserve">  - npm run dev:all — corre frontend (Vite) y backend (nodemon) en paralelo.</w:t>
+      </w:r>
+    </w:p>
+    <w:p>
+      <w:r>
+        <w:rPr>
+          <w:rFonts w:ascii="Arial" w:cs="Arial" w:eastAsia="Arial" w:hAnsi="Arial"/>
+        </w:rPr>
+        <w:t xml:space="preserve">  - npm run build — build Vite.</w:t>
+      </w:r>
+    </w:p>
+    <w:p>
+      <w:r>
+        <w:rPr>
+          <w:rFonts w:ascii="Arial" w:cs="Arial" w:eastAsia="Arial" w:hAnsi="Arial"/>
+        </w:rPr>
+        <w:t xml:space="preserve">  - npm run preview — previsualización estática en puerto 10000.</w:t>
+      </w:r>
+    </w:p>
+    <w:p>
+      <w:pPr>
+        <w:pStyle w:val="ListParagraph"/>
+        <w:numPr>
+          <w:ilvl w:val="0"/>
+          <w:numId w:val="1"/>
+        </w:numPr>
+      </w:pPr>
+      <w:r>
+        <w:rPr>
+          <w:rFonts w:ascii="Arial" w:cs="Arial" w:eastAsia="Arial" w:hAnsi="Arial"/>
+        </w:rPr>
+        <w:t xml:space="preserve">Backend:</w:t>
+      </w:r>
+    </w:p>
+    <w:p>
+      <w:r>
+        <w:rPr>
+          <w:rFonts w:ascii="Arial" w:cs="Arial" w:eastAsia="Arial" w:hAnsi="Arial"/>
+        </w:rPr>
+        <w:t xml:space="preserve">  - npm run dev — arranque con nodemon.</w:t>
+      </w:r>
+    </w:p>
+    <w:p>
+      <w:r>
+        <w:rPr>
+          <w:rFonts w:ascii="Arial" w:cs="Arial" w:eastAsia="Arial" w:hAnsi="Arial"/>
+        </w:rPr>
+        <w:t xml:space="preserve">  - npm start — producción.</w:t>
+      </w:r>
+    </w:p>
+    <w:p>
+      <w:r>
+        <w:rPr>
+          <w:rFonts w:ascii="Arial" w:cs="Arial" w:eastAsia="Arial" w:hAnsi="Arial"/>
+        </w:rPr>
+        <w:t xml:space="preserve">  - npm run cleanup:foods — limpieza de catálogo (script utilitario).</w:t>
+      </w:r>
+    </w:p>
+    <w:p>
+      <w:r>
+        <w:t xml:space="preserve"/>
+      </w:r>
+    </w:p>
+    <w:p>
+      <w:r>
+        <w:rPr>
+          <w:rFonts w:ascii="Arial" w:cs="Arial" w:eastAsia="Arial" w:hAnsi="Arial"/>
+        </w:rPr>
         <w:t xml:space="preserve">Despliegue</w:t>
       </w:r>
     </w:p>
     <w:p>
-      <w:r>
-        <w:t xml:space="preserve">• Frontend (Vercel): SPA con rewrites a `index.html` (vercel.json). Permitir dominio en CORS del backend.</w:t>
-      </w:r>
-    </w:p>
-    <w:p>
-      <w:r>
-        <w:t xml:space="preserve">• Backend (Docker/Koyeb u otro PaaS):</w:t>
-      </w:r>
-    </w:p>
-    <w:p>
-      <w:r>
-        <w:t xml:space="preserve">  - Construcción con `backend/Dockerfile` (Node 20-alpine). Exponer `PORT=3001` y definir variables anteriores.</w:t>
-      </w:r>
-    </w:p>
-    <w:p>
-      <w:r>
-        <w:t xml:space="preserve">  - Asegurar `JWT_SECRET` robusto, CORS, y red privada hacia la base de datos si aplica.</w:t>
+      <w:pPr>
+        <w:pStyle w:val="ListParagraph"/>
+        <w:numPr>
+          <w:ilvl w:val="0"/>
+          <w:numId w:val="1"/>
+        </w:numPr>
+      </w:pPr>
+      <w:r>
+        <w:rPr>
+          <w:rFonts w:ascii="Arial" w:cs="Arial" w:eastAsia="Arial" w:hAnsi="Arial"/>
+        </w:rPr>
+        <w:t xml:space="preserve">Frontend (Vercel): SPA con rewrites a index.html (vercel.json). Permitir dominio en CORS del backend.</w:t>
+      </w:r>
+    </w:p>
+    <w:p>
+      <w:pPr>
+        <w:pStyle w:val="ListParagraph"/>
+        <w:numPr>
+          <w:ilvl w:val="0"/>
+          <w:numId w:val="1"/>
+        </w:numPr>
+      </w:pPr>
+      <w:r>
+        <w:rPr>
+          <w:rFonts w:ascii="Arial" w:cs="Arial" w:eastAsia="Arial" w:hAnsi="Arial"/>
+        </w:rPr>
+        <w:t xml:space="preserve">Backend (Docker/Koyeb u otro PaaS):</w:t>
+      </w:r>
+    </w:p>
+    <w:p>
+      <w:r>
+        <w:rPr>
+          <w:rFonts w:ascii="Arial" w:cs="Arial" w:eastAsia="Arial" w:hAnsi="Arial"/>
+        </w:rPr>
+        <w:t xml:space="preserve">  - Construcción con backend/Dockerfile (Node 20-alpine). Exponer PORT=3001 y definir variables anteriores.</w:t>
+      </w:r>
+    </w:p>
+    <w:p>
+      <w:r>
+        <w:rPr>
+          <w:rFonts w:ascii="Arial" w:cs="Arial" w:eastAsia="Arial" w:hAnsi="Arial"/>
+        </w:rPr>
+        <w:t xml:space="preserve">  - Asegurar JWT_SECRET robusto, CORS, y red privada hacia la base de datos si aplica.</w:t>
       </w:r>
     </w:p>
     <w:p>
@@ -1174,157 +3307,235 @@
         <w:pStyle w:val="Heading1"/>
       </w:pPr>
       <w:r>
-        <w:t xml:space="preserve">6. Flujos Principales (Código y Datos)</w:t>
-      </w:r>
-    </w:p>
-    <w:p>
-      <w:r>
-        <w:t xml:space="preserve"/>
-      </w:r>
-    </w:p>
-    <w:p>
-      <w:r>
+        <w:rPr>
+          <w:rFonts w:ascii="Arial" w:cs="Arial" w:eastAsia="Arial" w:hAnsi="Arial"/>
+        </w:rPr>
+        <w:t xml:space="preserve">7. Flujos Principales (Código y Datos)</w:t>
+      </w:r>
+    </w:p>
+    <w:p>
+      <w:r>
+        <w:t xml:space="preserve"/>
+      </w:r>
+    </w:p>
+    <w:p>
+      <w:r>
+        <w:rPr>
+          <w:rFonts w:ascii="Arial" w:cs="Arial" w:eastAsia="Arial" w:hAnsi="Arial"/>
+        </w:rPr>
         <w:t xml:space="preserve">Registro y Login</w:t>
       </w:r>
     </w:p>
     <w:p>
       <w:r>
+        <w:rPr>
+          <w:rFonts w:ascii="Arial" w:cs="Arial" w:eastAsia="Arial" w:hAnsi="Arial"/>
+        </w:rPr>
         <w:t xml:space="preserve">1) Frontend</w:t>
       </w:r>
     </w:p>
     <w:p>
       <w:r>
-        <w:t xml:space="preserve">   - `AuthContext.jsx` expone `register` y `login` vía `authService`: [AuthContext.jsx](file:///Users/cesargomez/Desktop/PROYECTOFOOD%20PLAN/src/context/AuthContext.jsx#L28-L40).</w:t>
-      </w:r>
-    </w:p>
-    <w:p>
-      <w:r>
-        <w:t xml:space="preserve">   - `authService` en [api.js](file:///Users/cesargomez/Desktop/PROYECTOFOOD%20PLAN/src/services/api.js#L130-L135).</w:t>
-      </w:r>
-    </w:p>
-    <w:p>
-      <w:r>
+        <w:rPr>
+          <w:rFonts w:ascii="Arial" w:cs="Arial" w:eastAsia="Arial" w:hAnsi="Arial"/>
+        </w:rPr>
+        <w:t xml:space="preserve">   - AuthContext.jsx expone register y login vía authService.</w:t>
+      </w:r>
+    </w:p>
+    <w:p>
+      <w:r>
+        <w:rPr>
+          <w:rFonts w:ascii="Arial" w:cs="Arial" w:eastAsia="Arial" w:hAnsi="Arial"/>
+        </w:rPr>
+        <w:t xml:space="preserve">   - authService vive en src/services/api.js.</w:t>
+      </w:r>
+    </w:p>
+    <w:p>
+      <w:r>
+        <w:rPr>
+          <w:rFonts w:ascii="Arial" w:cs="Arial" w:eastAsia="Arial" w:hAnsi="Arial"/>
+        </w:rPr>
         <w:t xml:space="preserve">2) Backend</w:t>
       </w:r>
     </w:p>
     <w:p>
       <w:r>
-        <w:t xml:space="preserve">   - Modo DEV (JSON): rutas en [server.js](file:///Users/cesargomez/Desktop/PROYECTOFOOD%20PLAN/backend/server.js#L144-L199, file:///Users/cesargomez/Desktop/PROYECTOFOOD%20PLAN/backend/server.js#L243-L317) con hashing bcrypt y emisión JWT.</w:t>
-      </w:r>
-    </w:p>
-    <w:p>
-      <w:r>
-        <w:t xml:space="preserve">   - Modo DB: [authController.js](file:///Users/cesargomez/Desktop/PROYECTOFOOD%20PLAN/backend/src/controllers/authController.js#L5-L23, file:///Users/cesargomez/Desktop/PROYECTOFOOD%20PLAN/backend/src/controllers/authController.js#L68-L99).</w:t>
-      </w:r>
-    </w:p>
-    <w:p>
-      <w:r>
+        <w:rPr>
+          <w:rFonts w:ascii="Arial" w:cs="Arial" w:eastAsia="Arial" w:hAnsi="Arial"/>
+        </w:rPr>
+        <w:t xml:space="preserve">   - Modo DEV (JSON): rutas en backend/server.js con hashing bcrypt y emisión JWT.</w:t>
+      </w:r>
+    </w:p>
+    <w:p>
+      <w:r>
+        <w:rPr>
+          <w:rFonts w:ascii="Arial" w:cs="Arial" w:eastAsia="Arial" w:hAnsi="Arial"/>
+        </w:rPr>
+        <w:t xml:space="preserve">   - Modo DB: backend/src/controllers/authController.js.</w:t>
+      </w:r>
+    </w:p>
+    <w:p>
+      <w:r>
+        <w:rPr>
+          <w:rFonts w:ascii="Arial" w:cs="Arial" w:eastAsia="Arial" w:hAnsi="Arial"/>
+        </w:rPr>
         <w:t xml:space="preserve">3) Perfil</w:t>
       </w:r>
     </w:p>
     <w:p>
       <w:r>
-        <w:t xml:space="preserve">   - Front: `getProfile` en montaje de `AuthContext` si existe token (localStorage).</w:t>
-      </w:r>
-    </w:p>
-    <w:p>
-      <w:r>
-        <w:t xml:space="preserve">   - Back: `/api/auth/profile` valida JWT y devuelve datos del usuario (DEV y DB).</w:t>
-      </w:r>
-    </w:p>
-    <w:p>
-      <w:r>
-        <w:t xml:space="preserve"/>
-      </w:r>
-    </w:p>
-    <w:p>
-      <w:r>
+        <w:rPr>
+          <w:rFonts w:ascii="Arial" w:cs="Arial" w:eastAsia="Arial" w:hAnsi="Arial"/>
+        </w:rPr>
+        <w:t xml:space="preserve">   - Front: getProfile en montaje de AuthContext si existe token (localStorage).</w:t>
+      </w:r>
+    </w:p>
+    <w:p>
+      <w:r>
+        <w:rPr>
+          <w:rFonts w:ascii="Arial" w:cs="Arial" w:eastAsia="Arial" w:hAnsi="Arial"/>
+        </w:rPr>
+        <w:t xml:space="preserve">   - Back: /api/auth/profile valida JWT y devuelve datos del usuario (DEV y DB).</w:t>
+      </w:r>
+    </w:p>
+    <w:p>
+      <w:r>
+        <w:t xml:space="preserve"/>
+      </w:r>
+    </w:p>
+    <w:p>
+      <w:r>
+        <w:rPr>
+          <w:rFonts w:ascii="Arial" w:cs="Arial" w:eastAsia="Arial" w:hAnsi="Arial"/>
+        </w:rPr>
         <w:t xml:space="preserve">Gestión de Alimentos (Admin)</w:t>
       </w:r>
     </w:p>
     <w:p>
       <w:r>
-        <w:t xml:space="preserve">1) Listado con filtros y paginación desde [AdminFoodsManager.jsx](file:///Users/cesargomez/Desktop/PROYECTOFOOD%20PLAN/src/components/AdminFoodsManager.jsx#L42-L66).</w:t>
-      </w:r>
-    </w:p>
-    <w:p>
-      <w:r>
+        <w:rPr>
+          <w:rFonts w:ascii="Arial" w:cs="Arial" w:eastAsia="Arial" w:hAnsi="Arial"/>
+        </w:rPr>
+        <w:t xml:space="preserve">1) Listado con filtros y paginación desde src/components/AdminFoodsManager.jsx.</w:t>
+      </w:r>
+    </w:p>
+    <w:p>
+      <w:r>
+        <w:rPr>
+          <w:rFonts w:ascii="Arial" w:cs="Arial" w:eastAsia="Arial" w:hAnsi="Arial"/>
+        </w:rPr>
         <w:t xml:space="preserve">2) API:</w:t>
       </w:r>
     </w:p>
     <w:p>
       <w:r>
-        <w:t xml:space="preserve">   - GET `/api/foods` y `/api/foods/search` con `page`/`pageSize`. Ver [foodController](file:///Users/cesargomez/Desktop/PROYECTOFOOD%20PLAN/backend/src/controllers/foodController.js#L4-L27, file:///Users/cesargomez/Desktop/PROYECTOFOOD%20PLAN/backend/src/controllers/foodController.js#L69-L113).</w:t>
-      </w:r>
-    </w:p>
-    <w:p>
-      <w:r>
-        <w:t xml:space="preserve">   - GET `/api/foods/stats` para resumen por categoría.</w:t>
-      </w:r>
-    </w:p>
-    <w:p>
-      <w:r>
-        <w:t xml:space="preserve">3) Altas/Bajas/Cambios requieren rol admin. Verificación por middleware JWT: [auth.js](file:///Users/cesargomez/Desktop/PROYECTOFOOD%20PLAN/backend/src/middleware/auth.js#L3-L18).</w:t>
-      </w:r>
-    </w:p>
-    <w:p>
-      <w:r>
-        <w:t xml:space="preserve"/>
-      </w:r>
-    </w:p>
-    <w:p>
-      <w:r>
+        <w:rPr>
+          <w:rFonts w:ascii="Arial" w:cs="Arial" w:eastAsia="Arial" w:hAnsi="Arial"/>
+        </w:rPr>
+        <w:t xml:space="preserve">   - GET /api/foods y /api/foods/search con page/pageSize. Ver backend/src/controllers/foodController.js.</w:t>
+      </w:r>
+    </w:p>
+    <w:p>
+      <w:r>
+        <w:rPr>
+          <w:rFonts w:ascii="Arial" w:cs="Arial" w:eastAsia="Arial" w:hAnsi="Arial"/>
+        </w:rPr>
+        <w:t xml:space="preserve">   - GET /api/foods/stats para resumen por categoría.</w:t>
+      </w:r>
+    </w:p>
+    <w:p>
+      <w:r>
+        <w:rPr>
+          <w:rFonts w:ascii="Arial" w:cs="Arial" w:eastAsia="Arial" w:hAnsi="Arial"/>
+        </w:rPr>
+        <w:t xml:space="preserve">3) Altas/Bajas/Cambios requieren rol admin. Verificación por middleware JWT en backend/src/middleware/auth.js.</w:t>
+      </w:r>
+    </w:p>
+    <w:p>
+      <w:r>
+        <w:t xml:space="preserve"/>
+      </w:r>
+    </w:p>
+    <w:p>
+      <w:r>
+        <w:rPr>
+          <w:rFonts w:ascii="Arial" w:cs="Arial" w:eastAsia="Arial" w:hAnsi="Arial"/>
+        </w:rPr>
         <w:t xml:space="preserve">Recetas</w:t>
       </w:r>
     </w:p>
     <w:p>
       <w:r>
-        <w:t xml:space="preserve">1) Front: listado/búsqueda y modal “Ver Detalles” con escalado por porciones: [Recipes.jsx](file:///Users/cesargomez/Desktop/PROYECTOFOOD%20PLAN/src/components/Recipes.jsx#L346-L435).</w:t>
-      </w:r>
-    </w:p>
-    <w:p>
-      <w:r>
-        <w:t xml:space="preserve">2) Back: CRUD y `import` (admin) en [recipeController.js](file:///Users/cesargomez/Desktop/PROYECTOFOOD%20PLAN/backend/src/controllers/recipeController.js#L43-L79, file:///Users/cesargomez/Desktop/PROYECTOFOOD%20PLAN/backend/src/controllers/recipeController.js#L81-L142).</w:t>
-      </w:r>
-    </w:p>
-    <w:p>
-      <w:r>
-        <w:t xml:space="preserve"/>
-      </w:r>
-    </w:p>
-    <w:p>
-      <w:r>
+        <w:rPr>
+          <w:rFonts w:ascii="Arial" w:cs="Arial" w:eastAsia="Arial" w:hAnsi="Arial"/>
+        </w:rPr>
+        <w:t xml:space="preserve">1) Front: listado/búsqueda y modal “Ver Detalles” con escalado por porciones en src/components/Recipes.jsx.</w:t>
+      </w:r>
+    </w:p>
+    <w:p>
+      <w:r>
+        <w:rPr>
+          <w:rFonts w:ascii="Arial" w:cs="Arial" w:eastAsia="Arial" w:hAnsi="Arial"/>
+        </w:rPr>
+        <w:t xml:space="preserve">2) Back: CRUD y import admin en backend/src/controllers/recipeController.js.</w:t>
+      </w:r>
+    </w:p>
+    <w:p>
+      <w:r>
+        <w:t xml:space="preserve"/>
+      </w:r>
+    </w:p>
+    <w:p>
+      <w:r>
+        <w:rPr>
+          <w:rFonts w:ascii="Arial" w:cs="Arial" w:eastAsia="Arial" w:hAnsi="Arial"/>
+        </w:rPr>
         <w:t xml:space="preserve">Food Log y Resumen Diario</w:t>
       </w:r>
     </w:p>
     <w:p>
       <w:r>
-        <w:t xml:space="preserve">1) API totales día: `/api/food-log/totals?fecha=YYYY-MM-DD` (ver rutas/controlador).</w:t>
-      </w:r>
-    </w:p>
-    <w:p>
-      <w:r>
-        <w:t xml:space="preserve">2) Front: panel resumen en `Dashboard.jsx`, sección “Resumen del Día”: [Dashboard.jsx](file:///Users/cesargomez/Desktop/PROYECTOFOOD%20PLAN/src/components/Dashboard.jsx#L148-L179).</w:t>
-      </w:r>
-    </w:p>
-    <w:p>
-      <w:r>
-        <w:t xml:space="preserve"/>
-      </w:r>
-    </w:p>
-    <w:p>
-      <w:r>
+        <w:rPr>
+          <w:rFonts w:ascii="Arial" w:cs="Arial" w:eastAsia="Arial" w:hAnsi="Arial"/>
+        </w:rPr>
+        <w:t xml:space="preserve">1) API totales día: /api/food-log/totals?fecha=YYYY-MM-DD (ver rutas/controlador).</w:t>
+      </w:r>
+    </w:p>
+    <w:p>
+      <w:r>
+        <w:rPr>
+          <w:rFonts w:ascii="Arial" w:cs="Arial" w:eastAsia="Arial" w:hAnsi="Arial"/>
+        </w:rPr>
+        <w:t xml:space="preserve">2) Front: panel resumen en src/components/Dashboard.jsx, sección “Resumen del Día”.</w:t>
+      </w:r>
+    </w:p>
+    <w:p>
+      <w:r>
+        <w:t xml:space="preserve"/>
+      </w:r>
+    </w:p>
+    <w:p>
+      <w:r>
+        <w:rPr>
+          <w:rFonts w:ascii="Arial" w:cs="Arial" w:eastAsia="Arial" w:hAnsi="Arial"/>
+        </w:rPr>
         <w:t xml:space="preserve">IA: Sugerencias y Equivalentes</w:t>
       </w:r>
     </w:p>
     <w:p>
       <w:r>
-        <w:t xml:space="preserve">1) Endpoints autenticados (ver [aiRoutes.js](file:///Users/cesargomez/Desktop/PROYECTOFOOD%20PLAN/backend/src/routes/aiRoutes.js)).</w:t>
-      </w:r>
-    </w:p>
-    <w:p>
-      <w:r>
-        <w:t xml:space="preserve">2) Fallback sin IA: cálculos determinísticos en [aiController.getSuggestedFoods](file:///Users/cesargomez/Desktop/PROYECTOFOOD%20PLAN/backend/src/controllers/aiController.js#L124-L176) y `getQuickSuggestions`.</w:t>
+        <w:rPr>
+          <w:rFonts w:ascii="Arial" w:cs="Arial" w:eastAsia="Arial" w:hAnsi="Arial"/>
+        </w:rPr>
+        <w:t xml:space="preserve">1) Endpoints autenticados en backend/src/routes/aiRoutes.js.</w:t>
+      </w:r>
+    </w:p>
+    <w:p>
+      <w:r>
+        <w:rPr>
+          <w:rFonts w:ascii="Arial" w:cs="Arial" w:eastAsia="Arial" w:hAnsi="Arial"/>
+        </w:rPr>
+        <w:t xml:space="preserve">2) Fallback sin IA: cálculos determinísticos en backend/src/controllers/aiController.js y src/utils/nutrition.js.</w:t>
       </w:r>
     </w:p>
     <w:p>
@@ -1337,37 +3548,90 @@
         <w:pStyle w:val="Heading1"/>
       </w:pPr>
       <w:r>
-        <w:t xml:space="preserve">7. Consideraciones de Seguridad y Buenas Prácticas</w:t>
-      </w:r>
-    </w:p>
-    <w:p>
-      <w:r>
-        <w:t xml:space="preserve"/>
-      </w:r>
-    </w:p>
-    <w:p>
-      <w:r>
-        <w:t xml:space="preserve">• Mantener `JWT_SECRET` fuera del repositorio (variables de entorno/secret manager).</w:t>
-      </w:r>
-    </w:p>
-    <w:p>
-      <w:r>
-        <w:t xml:space="preserve">• En producción, habilitar CORS solo para el dominio del frontend; revisar `CORS_ORIGIN`.</w:t>
-      </w:r>
-    </w:p>
-    <w:p>
-      <w:r>
-        <w:t xml:space="preserve">• En modo DB, usar SSL y red privada hacia la BD (variables `DB_SSL` y CA si aplica).</w:t>
-      </w:r>
-    </w:p>
-    <w:p>
-      <w:r>
-        <w:t xml:space="preserve">• No loguear secretos; revisar mensajes de consola en dev antes de producción.</w:t>
-      </w:r>
-    </w:p>
-    <w:p>
-      <w:r>
-        <w:t xml:space="preserve">• Rate limiting y cabeceras seguras (pendiente de refuerzo si se despliega públicamente).</w:t>
+        <w:rPr>
+          <w:rFonts w:ascii="Arial" w:cs="Arial" w:eastAsia="Arial" w:hAnsi="Arial"/>
+        </w:rPr>
+        <w:t xml:space="preserve">8. Consideraciones de Seguridad y Buenas Prácticas</w:t>
+      </w:r>
+    </w:p>
+    <w:p>
+      <w:r>
+        <w:t xml:space="preserve"/>
+      </w:r>
+    </w:p>
+    <w:p>
+      <w:pPr>
+        <w:pStyle w:val="ListParagraph"/>
+        <w:numPr>
+          <w:ilvl w:val="0"/>
+          <w:numId w:val="1"/>
+        </w:numPr>
+      </w:pPr>
+      <w:r>
+        <w:rPr>
+          <w:rFonts w:ascii="Arial" w:cs="Arial" w:eastAsia="Arial" w:hAnsi="Arial"/>
+        </w:rPr>
+        <w:t xml:space="preserve">Mantener JWT_SECRET fuera del repositorio (variables de entorno/secret manager).</w:t>
+      </w:r>
+    </w:p>
+    <w:p>
+      <w:pPr>
+        <w:pStyle w:val="ListParagraph"/>
+        <w:numPr>
+          <w:ilvl w:val="0"/>
+          <w:numId w:val="1"/>
+        </w:numPr>
+      </w:pPr>
+      <w:r>
+        <w:rPr>
+          <w:rFonts w:ascii="Arial" w:cs="Arial" w:eastAsia="Arial" w:hAnsi="Arial"/>
+        </w:rPr>
+        <w:t xml:space="preserve">En producción, habilitar CORS solo para el dominio del frontend; revisar CORS_ORIGIN.</w:t>
+      </w:r>
+    </w:p>
+    <w:p>
+      <w:pPr>
+        <w:pStyle w:val="ListParagraph"/>
+        <w:numPr>
+          <w:ilvl w:val="0"/>
+          <w:numId w:val="1"/>
+        </w:numPr>
+      </w:pPr>
+      <w:r>
+        <w:rPr>
+          <w:rFonts w:ascii="Arial" w:cs="Arial" w:eastAsia="Arial" w:hAnsi="Arial"/>
+        </w:rPr>
+        <w:t xml:space="preserve">En modo DB, usar SSL y red privada hacia la BD (variables DB_SSL y CA si aplica).</w:t>
+      </w:r>
+    </w:p>
+    <w:p>
+      <w:pPr>
+        <w:pStyle w:val="ListParagraph"/>
+        <w:numPr>
+          <w:ilvl w:val="0"/>
+          <w:numId w:val="1"/>
+        </w:numPr>
+      </w:pPr>
+      <w:r>
+        <w:rPr>
+          <w:rFonts w:ascii="Arial" w:cs="Arial" w:eastAsia="Arial" w:hAnsi="Arial"/>
+        </w:rPr>
+        <w:t xml:space="preserve">No loguear secretos; revisar mensajes de consola en dev antes de producción.</w:t>
+      </w:r>
+    </w:p>
+    <w:p>
+      <w:pPr>
+        <w:pStyle w:val="ListParagraph"/>
+        <w:numPr>
+          <w:ilvl w:val="0"/>
+          <w:numId w:val="1"/>
+        </w:numPr>
+      </w:pPr>
+      <w:r>
+        <w:rPr>
+          <w:rFonts w:ascii="Arial" w:cs="Arial" w:eastAsia="Arial" w:hAnsi="Arial"/>
+        </w:rPr>
+        <w:t xml:space="preserve">Rate limiting y cabeceras seguras (pendiente de refuerzo si se despliega públicamente).</w:t>
       </w:r>
     </w:p>
     <w:p>
@@ -1380,16 +3644,22 @@
         <w:pStyle w:val="Heading1"/>
       </w:pPr>
       <w:r>
-        <w:t xml:space="preserve">8. Arranque Rápido (Desarrollo)</w:t>
-      </w:r>
-    </w:p>
-    <w:p>
-      <w:r>
-        <w:t xml:space="preserve"/>
-      </w:r>
-    </w:p>
-    <w:p>
-      <w:r>
+        <w:rPr>
+          <w:rFonts w:ascii="Arial" w:cs="Arial" w:eastAsia="Arial" w:hAnsi="Arial"/>
+        </w:rPr>
+        <w:t xml:space="preserve">9. Arranque Rápido (Desarrollo)</w:t>
+      </w:r>
+    </w:p>
+    <w:p>
+      <w:r>
+        <w:t xml:space="preserve"/>
+      </w:r>
+    </w:p>
+    <w:p>
+      <w:r>
+        <w:rPr>
+          <w:rFonts w:ascii="Arial" w:cs="Arial" w:eastAsia="Arial" w:hAnsi="Arial"/>
+        </w:rPr>
         <w:t xml:space="preserve">Frontend + Backend (desde raíz):</w:t>
       </w:r>
     </w:p>
@@ -1413,17 +3683,40 @@
     </w:p>
     <w:p>
       <w:r>
+        <w:rPr>
+          <w:rFonts w:ascii="Arial" w:cs="Arial" w:eastAsia="Arial" w:hAnsi="Arial"/>
+        </w:rPr>
         <w:t xml:space="preserve">URLs locales:</w:t>
       </w:r>
     </w:p>
     <w:p>
-      <w:r>
-        <w:t xml:space="preserve">• Frontend: http://localhost:5173</w:t>
-      </w:r>
-    </w:p>
-    <w:p>
-      <w:r>
-        <w:t xml:space="preserve">• Backend: http://localhost:3001/api/health</w:t>
+      <w:pPr>
+        <w:pStyle w:val="ListParagraph"/>
+        <w:numPr>
+          <w:ilvl w:val="0"/>
+          <w:numId w:val="1"/>
+        </w:numPr>
+      </w:pPr>
+      <w:r>
+        <w:rPr>
+          <w:rFonts w:ascii="Arial" w:cs="Arial" w:eastAsia="Arial" w:hAnsi="Arial"/>
+        </w:rPr>
+        <w:t xml:space="preserve">Frontend: http://localhost:5175</w:t>
+      </w:r>
+    </w:p>
+    <w:p>
+      <w:pPr>
+        <w:pStyle w:val="ListParagraph"/>
+        <w:numPr>
+          <w:ilvl w:val="0"/>
+          <w:numId w:val="1"/>
+        </w:numPr>
+      </w:pPr>
+      <w:r>
+        <w:rPr>
+          <w:rFonts w:ascii="Arial" w:cs="Arial" w:eastAsia="Arial" w:hAnsi="Arial"/>
+        </w:rPr>
+        <w:t xml:space="preserve">Backend: http://localhost:3001/api/health</w:t>
       </w:r>
     </w:p>
     <w:p>
@@ -1436,51 +3729,117 @@
         <w:pStyle w:val="Heading1"/>
       </w:pPr>
       <w:r>
-        <w:t xml:space="preserve">9. Glosario de Variables Clave</w:t>
-      </w:r>
-    </w:p>
-    <w:p>
-      <w:r>
-        <w:t xml:space="preserve"/>
-      </w:r>
-    </w:p>
-    <w:p>
-      <w:r>
-        <w:t xml:space="preserve">• `USE_DB_AUTH`: Activa modo autenticación con Base de Datos.</w:t>
-      </w:r>
-    </w:p>
-    <w:p>
-      <w:r>
-        <w:t xml:space="preserve">• `JWT_SECRET`, `JWT_EXPIRES_IN`: Firma/expiración de tokens.</w:t>
-      </w:r>
-    </w:p>
-    <w:p>
-      <w:r>
-        <w:t xml:space="preserve">• `DB_CLIENT`, `DB_HOST`, `DB_PORT`, `DB_NAME`, `DB_USER`, `DB_PASSWORD`, `DB_SSL`, `DB_CA_PATH`: Conexión a BD.</w:t>
-      </w:r>
-    </w:p>
-    <w:p>
-      <w:r>
-        <w:t xml:space="preserve">• `CORS_ORIGIN`: Lista de orígenes permitidos (CSV).</w:t>
-      </w:r>
-    </w:p>
-    <w:p>
-      <w:r>
-        <w:t xml:space="preserve">• `VITE_API_BASE_URL`: Base de API en frontend (prod).</w:t>
-      </w:r>
-    </w:p>
-    <w:p>
-      <w:r>
-        <w:t xml:space="preserve">• `OPENAI_API_KEY`, `GOOGLE_API_KEY`: Claves IA (opcional).</w:t>
-      </w:r>
-    </w:p>
-    <w:p>
-      <w:r>
-        <w:t xml:space="preserve"/>
-      </w:r>
-    </w:p>
-    <w:p>
-      <w:r>
+        <w:rPr>
+          <w:rFonts w:ascii="Arial" w:cs="Arial" w:eastAsia="Arial" w:hAnsi="Arial"/>
+        </w:rPr>
+        <w:t xml:space="preserve">10. Glosario de Variables Clave</w:t>
+      </w:r>
+    </w:p>
+    <w:p>
+      <w:r>
+        <w:t xml:space="preserve"/>
+      </w:r>
+    </w:p>
+    <w:p>
+      <w:pPr>
+        <w:pStyle w:val="ListParagraph"/>
+        <w:numPr>
+          <w:ilvl w:val="0"/>
+          <w:numId w:val="1"/>
+        </w:numPr>
+      </w:pPr>
+      <w:r>
+        <w:rPr>
+          <w:rFonts w:ascii="Arial" w:cs="Arial" w:eastAsia="Arial" w:hAnsi="Arial"/>
+        </w:rPr>
+        <w:t xml:space="preserve">USE_DB_AUTH: Activa modo autenticación con Base de Datos.</w:t>
+      </w:r>
+    </w:p>
+    <w:p>
+      <w:pPr>
+        <w:pStyle w:val="ListParagraph"/>
+        <w:numPr>
+          <w:ilvl w:val="0"/>
+          <w:numId w:val="1"/>
+        </w:numPr>
+      </w:pPr>
+      <w:r>
+        <w:rPr>
+          <w:rFonts w:ascii="Arial" w:cs="Arial" w:eastAsia="Arial" w:hAnsi="Arial"/>
+        </w:rPr>
+        <w:t xml:space="preserve">JWT_SECRET, JWT_EXPIRES_IN: Firma/expiración de tokens.</w:t>
+      </w:r>
+    </w:p>
+    <w:p>
+      <w:pPr>
+        <w:pStyle w:val="ListParagraph"/>
+        <w:numPr>
+          <w:ilvl w:val="0"/>
+          <w:numId w:val="1"/>
+        </w:numPr>
+      </w:pPr>
+      <w:r>
+        <w:rPr>
+          <w:rFonts w:ascii="Arial" w:cs="Arial" w:eastAsia="Arial" w:hAnsi="Arial"/>
+        </w:rPr>
+        <w:t xml:space="preserve">DB_CLIENT, DB_HOST, DB_PORT, DB_NAME, DB_USER, DB_PASSWORD, DB_SSL, DB_CA_PATH: Conexión a BD.</w:t>
+      </w:r>
+    </w:p>
+    <w:p>
+      <w:pPr>
+        <w:pStyle w:val="ListParagraph"/>
+        <w:numPr>
+          <w:ilvl w:val="0"/>
+          <w:numId w:val="1"/>
+        </w:numPr>
+      </w:pPr>
+      <w:r>
+        <w:rPr>
+          <w:rFonts w:ascii="Arial" w:cs="Arial" w:eastAsia="Arial" w:hAnsi="Arial"/>
+        </w:rPr>
+        <w:t xml:space="preserve">CORS_ORIGIN: Lista de orígenes permitidos (CSV).</w:t>
+      </w:r>
+    </w:p>
+    <w:p>
+      <w:pPr>
+        <w:pStyle w:val="ListParagraph"/>
+        <w:numPr>
+          <w:ilvl w:val="0"/>
+          <w:numId w:val="1"/>
+        </w:numPr>
+      </w:pPr>
+      <w:r>
+        <w:rPr>
+          <w:rFonts w:ascii="Arial" w:cs="Arial" w:eastAsia="Arial" w:hAnsi="Arial"/>
+        </w:rPr>
+        <w:t xml:space="preserve">VITE_API_BASE_URL: Base de API en frontend (prod).</w:t>
+      </w:r>
+    </w:p>
+    <w:p>
+      <w:pPr>
+        <w:pStyle w:val="ListParagraph"/>
+        <w:numPr>
+          <w:ilvl w:val="0"/>
+          <w:numId w:val="1"/>
+        </w:numPr>
+      </w:pPr>
+      <w:r>
+        <w:rPr>
+          <w:rFonts w:ascii="Arial" w:cs="Arial" w:eastAsia="Arial" w:hAnsi="Arial"/>
+        </w:rPr>
+        <w:t xml:space="preserve">OLLAMA_BASE_URL, OLLAMA_MODEL: Configuración de IA local (opcional).</w:t>
+      </w:r>
+    </w:p>
+    <w:p>
+      <w:r>
+        <w:t xml:space="preserve"/>
+      </w:r>
+    </w:p>
+    <w:p>
+      <w:r>
+        <w:rPr>
+          <w:rFonts w:ascii="Arial" w:cs="Arial" w:eastAsia="Arial" w:hAnsi="Arial"/>
+        </w:rPr>
         <w:t xml:space="preserve">---</w:t>
       </w:r>
     </w:p>
@@ -1491,12 +3850,10 @@
     </w:p>
     <w:p>
       <w:r>
+        <w:rPr>
+          <w:rFonts w:ascii="Arial" w:cs="Arial" w:eastAsia="Arial" w:hAnsi="Arial"/>
+        </w:rPr>
         <w:t xml:space="preserve">Esta documentación refleja el estado actual del repositorio y enlaza a las secciones de código relevantes para facilitar la incorporación de nuevos desarrolladores.</w:t>
-      </w:r>
-    </w:p>
-    <w:p>
-      <w:r>
-        <w:t xml:space="preserve"/>
       </w:r>
     </w:p>
     <w:p>
@@ -1653,8 +4010,18 @@
 <file path=word/styles.xml><?xml version="1.0" encoding="utf-8"?>
 <w:styles xmlns:mc="http://schemas.openxmlformats.org/markup-compatibility/2006" xmlns:r="http://schemas.openxmlformats.org/officeDocument/2006/relationships" xmlns:w="http://schemas.openxmlformats.org/wordprocessingml/2006/main" xmlns:w14="http://schemas.microsoft.com/office/word/2010/wordml" xmlns:w15="http://schemas.microsoft.com/office/word/2012/wordml" mc:Ignorable="w14 w15">
   <w:docDefaults>
-    <w:rPrDefault/>
-    <w:pPrDefault/>
+    <w:rPrDefault>
+      <w:rPr>
+        <w:sz w:val="22"/>
+        <w:szCs w:val="22"/>
+        <w:rFonts w:ascii="Arial" w:cs="Arial" w:eastAsia="Arial" w:hAnsi="Arial"/>
+      </w:rPr>
+    </w:rPrDefault>
+    <w:pPrDefault>
+      <w:pPr>
+        <w:spacing w:after="120"/>
+      </w:pPr>
+    </w:pPrDefault>
   </w:docDefaults>
   <w:style w:type="paragraph" w:styleId="Title">
     <w:name w:val="Title"/>
